--- a/Etapa Elaboración - Iteración 2/Plan de Iteracion E2 - Kairos - NexTech.docx
+++ b/Etapa Elaboración - Iteración 2/Plan de Iteracion E2 - Kairos - NexTech.docx
@@ -1038,12 +1038,12 @@
             <wp:extent cx="1200150" cy="1200150"/>
             <wp:effectExtent b="0" l="0" r="0" t="0"/>
             <wp:wrapSquare wrapText="bothSides" distB="0" distT="0" distL="114300" distR="114300"/>
-            <wp:docPr descr="psi-negro.png" id="17" name="image3.png"/>
+            <wp:docPr descr="psi-negro.png" id="17" name="image5.png"/>
             <a:graphic>
               <a:graphicData uri="http://schemas.openxmlformats.org/drawingml/2006/picture">
                 <pic:pic>
                   <pic:nvPicPr>
-                    <pic:cNvPr descr="psi-negro.png" id="0" name="image3.png"/>
+                    <pic:cNvPr descr="psi-negro.png" id="0" name="image5.png"/>
                     <pic:cNvPicPr preferRelativeResize="0"/>
                   </pic:nvPicPr>
                   <pic:blipFill>
@@ -1447,12 +1447,12 @@
             <wp:extent cx="1200150" cy="1200150"/>
             <wp:effectExtent b="0" l="0" r="0" t="0"/>
             <wp:wrapSquare wrapText="bothSides" distB="0" distT="0" distL="114300" distR="114300"/>
-            <wp:docPr descr="psi-negro.png" id="12" name="image5.png"/>
+            <wp:docPr descr="psi-negro.png" id="12" name="image3.png"/>
             <a:graphic>
               <a:graphicData uri="http://schemas.openxmlformats.org/drawingml/2006/picture">
                 <pic:pic>
                   <pic:nvPicPr>
-                    <pic:cNvPr descr="psi-negro.png" id="0" name="image5.png"/>
+                    <pic:cNvPr descr="psi-negro.png" id="0" name="image3.png"/>
                     <pic:cNvPicPr preferRelativeResize="0"/>
                   </pic:nvPicPr>
                   <pic:blipFill>
@@ -1550,7 +1550,7 @@
     </w:p>
     <w:sdt>
       <w:sdtPr>
-        <w:id w:val="1783795850"/>
+        <w:id w:val="-354686811"/>
         <w:docPartObj>
           <w:docPartGallery w:val="Table of Contents"/>
           <w:docPartUnique w:val="1"/>

--- a/Etapa Elaboración - Iteración 2/Plan de Iteracion E2 - Kairos - NexTech.docx
+++ b/Etapa Elaboración - Iteración 2/Plan de Iteracion E2 - Kairos - NexTech.docx
@@ -1038,12 +1038,12 @@
             <wp:extent cx="1200150" cy="1200150"/>
             <wp:effectExtent b="0" l="0" r="0" t="0"/>
             <wp:wrapSquare wrapText="bothSides" distB="0" distT="0" distL="114300" distR="114300"/>
-            <wp:docPr descr="psi-negro.png" id="17" name="image5.png"/>
+            <wp:docPr descr="psi-negro.png" id="17" name="image2.png"/>
             <a:graphic>
               <a:graphicData uri="http://schemas.openxmlformats.org/drawingml/2006/picture">
                 <pic:pic>
                   <pic:nvPicPr>
-                    <pic:cNvPr descr="psi-negro.png" id="0" name="image5.png"/>
+                    <pic:cNvPr descr="psi-negro.png" id="0" name="image2.png"/>
                     <pic:cNvPicPr preferRelativeResize="0"/>
                   </pic:nvPicPr>
                   <pic:blipFill>
@@ -1093,12 +1093,12 @@
             <wp:extent cx="1304925" cy="2019300"/>
             <wp:effectExtent b="0" l="0" r="0" t="0"/>
             <wp:wrapSquare wrapText="bothSides" distB="0" distT="0" distL="114300" distR="114300"/>
-            <wp:docPr descr="UNPA.JPG" id="16" name="image1.jpg"/>
+            <wp:docPr descr="UNPA.JPG" id="16" name="image5.jpg"/>
             <a:graphic>
               <a:graphicData uri="http://schemas.openxmlformats.org/drawingml/2006/picture">
                 <pic:pic>
                   <pic:nvPicPr>
-                    <pic:cNvPr descr="UNPA.JPG" id="0" name="image1.jpg"/>
+                    <pic:cNvPr descr="UNPA.JPG" id="0" name="image5.jpg"/>
                     <pic:cNvPicPr preferRelativeResize="0"/>
                   </pic:nvPicPr>
                   <pic:blipFill>
@@ -1447,12 +1447,12 @@
             <wp:extent cx="1200150" cy="1200150"/>
             <wp:effectExtent b="0" l="0" r="0" t="0"/>
             <wp:wrapSquare wrapText="bothSides" distB="0" distT="0" distL="114300" distR="114300"/>
-            <wp:docPr descr="psi-negro.png" id="12" name="image3.png"/>
+            <wp:docPr descr="psi-negro.png" id="12" name="image7.png"/>
             <a:graphic>
               <a:graphicData uri="http://schemas.openxmlformats.org/drawingml/2006/picture">
                 <pic:pic>
                   <pic:nvPicPr>
-                    <pic:cNvPr descr="psi-negro.png" id="0" name="image3.png"/>
+                    <pic:cNvPr descr="psi-negro.png" id="0" name="image7.png"/>
                     <pic:cNvPicPr preferRelativeResize="0"/>
                   </pic:nvPicPr>
                   <pic:blipFill>
@@ -1550,7 +1550,7 @@
     </w:p>
     <w:sdt>
       <w:sdtPr>
-        <w:id w:val="-354686811"/>
+        <w:id w:val="31413103"/>
         <w:docPartObj>
           <w:docPartGallery w:val="Table of Contents"/>
           <w:docPartUnique w:val="1"/>
@@ -9956,12 +9956,12 @@
           <wp:inline distB="114300" distT="114300" distL="114300" distR="114300">
             <wp:extent cx="5399730" cy="520700"/>
             <wp:effectExtent b="0" l="0" r="0" t="0"/>
-            <wp:docPr id="14" name="image6.png"/>
+            <wp:docPr id="14" name="image4.png"/>
             <a:graphic>
               <a:graphicData uri="http://schemas.openxmlformats.org/drawingml/2006/picture">
                 <pic:pic>
                   <pic:nvPicPr>
-                    <pic:cNvPr id="0" name="image6.png"/>
+                    <pic:cNvPr id="0" name="image4.png"/>
                     <pic:cNvPicPr preferRelativeResize="0"/>
                   </pic:nvPicPr>
                   <pic:blipFill>
@@ -10022,12 +10022,12 @@
             <wp:extent cx="7066598" cy="445641"/>
             <wp:effectExtent b="0" l="0" r="0" t="0"/>
             <wp:wrapSquare wrapText="bothSides" distB="114300" distT="114300" distL="114300" distR="114300"/>
-            <wp:docPr id="15" name="image7.png"/>
+            <wp:docPr id="15" name="image6.png"/>
             <a:graphic>
               <a:graphicData uri="http://schemas.openxmlformats.org/drawingml/2006/picture">
                 <pic:pic>
                   <pic:nvPicPr>
-                    <pic:cNvPr id="0" name="image7.png"/>
+                    <pic:cNvPr id="0" name="image6.png"/>
                     <pic:cNvPicPr preferRelativeResize="0"/>
                   </pic:nvPicPr>
                   <pic:blipFill>
@@ -10793,12 +10793,12 @@
           <wp:extent cx="669290" cy="669290"/>
           <wp:effectExtent b="0" l="0" r="0" t="0"/>
           <wp:wrapSquare wrapText="bothSides" distB="0" distT="0" distL="114300" distR="114300"/>
-          <wp:docPr descr="psi-negro.png" id="18" name="image4.png"/>
+          <wp:docPr descr="psi-negro.png" id="18" name="image3.png"/>
           <a:graphic>
             <a:graphicData uri="http://schemas.openxmlformats.org/drawingml/2006/picture">
               <pic:pic>
                 <pic:nvPicPr>
-                  <pic:cNvPr descr="psi-negro.png" id="0" name="image4.png"/>
+                  <pic:cNvPr descr="psi-negro.png" id="0" name="image3.png"/>
                   <pic:cNvPicPr preferRelativeResize="0"/>
                 </pic:nvPicPr>
                 <pic:blipFill>
@@ -10838,12 +10838,12 @@
           <wp:extent cx="425450" cy="666750"/>
           <wp:effectExtent b="0" l="0" r="0" t="0"/>
           <wp:wrapSquare wrapText="bothSides" distB="0" distT="0" distL="114300" distR="114300"/>
-          <wp:docPr descr="UNPA.JPG" id="13" name="image2.jpg"/>
+          <wp:docPr descr="UNPA.JPG" id="13" name="image1.jpg"/>
           <a:graphic>
             <a:graphicData uri="http://schemas.openxmlformats.org/drawingml/2006/picture">
               <pic:pic>
                 <pic:nvPicPr>
-                  <pic:cNvPr descr="UNPA.JPG" id="0" name="image2.jpg"/>
+                  <pic:cNvPr descr="UNPA.JPG" id="0" name="image1.jpg"/>
                   <pic:cNvPicPr preferRelativeResize="0"/>
                 </pic:nvPicPr>
                 <pic:blipFill>

--- a/Etapa Elaboración - Iteración 2/Plan de Iteracion E2 - Kairos - NexTech.docx
+++ b/Etapa Elaboración - Iteración 2/Plan de Iteracion E2 - Kairos - NexTech.docx
@@ -1093,12 +1093,12 @@
             <wp:extent cx="1304925" cy="2019300"/>
             <wp:effectExtent b="0" l="0" r="0" t="0"/>
             <wp:wrapSquare wrapText="bothSides" distB="0" distT="0" distL="114300" distR="114300"/>
-            <wp:docPr descr="UNPA.JPG" id="16" name="image5.jpg"/>
+            <wp:docPr descr="UNPA.JPG" id="16" name="image1.jpg"/>
             <a:graphic>
               <a:graphicData uri="http://schemas.openxmlformats.org/drawingml/2006/picture">
                 <pic:pic>
                   <pic:nvPicPr>
-                    <pic:cNvPr descr="UNPA.JPG" id="0" name="image5.jpg"/>
+                    <pic:cNvPr descr="UNPA.JPG" id="0" name="image1.jpg"/>
                     <pic:cNvPicPr preferRelativeResize="0"/>
                   </pic:nvPicPr>
                   <pic:blipFill>
@@ -1550,7 +1550,7 @@
     </w:p>
     <w:sdt>
       <w:sdtPr>
-        <w:id w:val="31413103"/>
+        <w:id w:val="-1859158732"/>
         <w:docPartObj>
           <w:docPartGallery w:val="Table of Contents"/>
           <w:docPartUnique w:val="1"/>
@@ -9956,12 +9956,12 @@
           <wp:inline distB="114300" distT="114300" distL="114300" distR="114300">
             <wp:extent cx="5399730" cy="520700"/>
             <wp:effectExtent b="0" l="0" r="0" t="0"/>
-            <wp:docPr id="14" name="image4.png"/>
+            <wp:docPr id="14" name="image3.png"/>
             <a:graphic>
               <a:graphicData uri="http://schemas.openxmlformats.org/drawingml/2006/picture">
                 <pic:pic>
                   <pic:nvPicPr>
-                    <pic:cNvPr id="0" name="image4.png"/>
+                    <pic:cNvPr id="0" name="image3.png"/>
                     <pic:cNvPicPr preferRelativeResize="0"/>
                   </pic:nvPicPr>
                   <pic:blipFill>
@@ -10793,12 +10793,12 @@
           <wp:extent cx="669290" cy="669290"/>
           <wp:effectExtent b="0" l="0" r="0" t="0"/>
           <wp:wrapSquare wrapText="bothSides" distB="0" distT="0" distL="114300" distR="114300"/>
-          <wp:docPr descr="psi-negro.png" id="18" name="image3.png"/>
+          <wp:docPr descr="psi-negro.png" id="18" name="image5.png"/>
           <a:graphic>
             <a:graphicData uri="http://schemas.openxmlformats.org/drawingml/2006/picture">
               <pic:pic>
                 <pic:nvPicPr>
-                  <pic:cNvPr descr="psi-negro.png" id="0" name="image3.png"/>
+                  <pic:cNvPr descr="psi-negro.png" id="0" name="image5.png"/>
                   <pic:cNvPicPr preferRelativeResize="0"/>
                 </pic:nvPicPr>
                 <pic:blipFill>
@@ -10838,12 +10838,12 @@
           <wp:extent cx="425450" cy="666750"/>
           <wp:effectExtent b="0" l="0" r="0" t="0"/>
           <wp:wrapSquare wrapText="bothSides" distB="0" distT="0" distL="114300" distR="114300"/>
-          <wp:docPr descr="UNPA.JPG" id="13" name="image1.jpg"/>
+          <wp:docPr descr="UNPA.JPG" id="13" name="image4.jpg"/>
           <a:graphic>
             <a:graphicData uri="http://schemas.openxmlformats.org/drawingml/2006/picture">
               <pic:pic>
                 <pic:nvPicPr>
-                  <pic:cNvPr descr="UNPA.JPG" id="0" name="image1.jpg"/>
+                  <pic:cNvPr descr="UNPA.JPG" id="0" name="image4.jpg"/>
                   <pic:cNvPicPr preferRelativeResize="0"/>
                 </pic:nvPicPr>
                 <pic:blipFill>

--- a/Etapa Elaboración - Iteración 2/Plan de Iteracion E2 - Kairos - NexTech.docx
+++ b/Etapa Elaboración - Iteración 2/Plan de Iteracion E2 - Kairos - NexTech.docx
@@ -1038,12 +1038,12 @@
             <wp:extent cx="1200150" cy="1200150"/>
             <wp:effectExtent b="0" l="0" r="0" t="0"/>
             <wp:wrapSquare wrapText="bothSides" distB="0" distT="0" distL="114300" distR="114300"/>
-            <wp:docPr descr="psi-negro.png" id="17" name="image2.png"/>
+            <wp:docPr descr="psi-negro.png" id="17" name="image6.png"/>
             <a:graphic>
               <a:graphicData uri="http://schemas.openxmlformats.org/drawingml/2006/picture">
                 <pic:pic>
                   <pic:nvPicPr>
-                    <pic:cNvPr descr="psi-negro.png" id="0" name="image2.png"/>
+                    <pic:cNvPr descr="psi-negro.png" id="0" name="image6.png"/>
                     <pic:cNvPicPr preferRelativeResize="0"/>
                   </pic:nvPicPr>
                   <pic:blipFill>
@@ -1447,12 +1447,12 @@
             <wp:extent cx="1200150" cy="1200150"/>
             <wp:effectExtent b="0" l="0" r="0" t="0"/>
             <wp:wrapSquare wrapText="bothSides" distB="0" distT="0" distL="114300" distR="114300"/>
-            <wp:docPr descr="psi-negro.png" id="12" name="image7.png"/>
+            <wp:docPr descr="psi-negro.png" id="12" name="image4.png"/>
             <a:graphic>
               <a:graphicData uri="http://schemas.openxmlformats.org/drawingml/2006/picture">
                 <pic:pic>
                   <pic:nvPicPr>
-                    <pic:cNvPr descr="psi-negro.png" id="0" name="image7.png"/>
+                    <pic:cNvPr descr="psi-negro.png" id="0" name="image4.png"/>
                     <pic:cNvPicPr preferRelativeResize="0"/>
                   </pic:nvPicPr>
                   <pic:blipFill>
@@ -1550,7 +1550,7 @@
     </w:p>
     <w:sdt>
       <w:sdtPr>
-        <w:id w:val="-1859158732"/>
+        <w:id w:val="-1117218977"/>
         <w:docPartObj>
           <w:docPartGallery w:val="Table of Contents"/>
           <w:docPartUnique w:val="1"/>
@@ -9956,12 +9956,12 @@
           <wp:inline distB="114300" distT="114300" distL="114300" distR="114300">
             <wp:extent cx="5399730" cy="520700"/>
             <wp:effectExtent b="0" l="0" r="0" t="0"/>
-            <wp:docPr id="14" name="image3.png"/>
+            <wp:docPr id="14" name="image5.png"/>
             <a:graphic>
               <a:graphicData uri="http://schemas.openxmlformats.org/drawingml/2006/picture">
                 <pic:pic>
                   <pic:nvPicPr>
-                    <pic:cNvPr id="0" name="image3.png"/>
+                    <pic:cNvPr id="0" name="image5.png"/>
                     <pic:cNvPicPr preferRelativeResize="0"/>
                   </pic:nvPicPr>
                   <pic:blipFill>
@@ -10022,12 +10022,12 @@
             <wp:extent cx="7066598" cy="445641"/>
             <wp:effectExtent b="0" l="0" r="0" t="0"/>
             <wp:wrapSquare wrapText="bothSides" distB="114300" distT="114300" distL="114300" distR="114300"/>
-            <wp:docPr id="15" name="image6.png"/>
+            <wp:docPr id="15" name="image7.png"/>
             <a:graphic>
               <a:graphicData uri="http://schemas.openxmlformats.org/drawingml/2006/picture">
                 <pic:pic>
                   <pic:nvPicPr>
-                    <pic:cNvPr id="0" name="image6.png"/>
+                    <pic:cNvPr id="0" name="image7.png"/>
                     <pic:cNvPicPr preferRelativeResize="0"/>
                   </pic:nvPicPr>
                   <pic:blipFill>
@@ -10793,12 +10793,12 @@
           <wp:extent cx="669290" cy="669290"/>
           <wp:effectExtent b="0" l="0" r="0" t="0"/>
           <wp:wrapSquare wrapText="bothSides" distB="0" distT="0" distL="114300" distR="114300"/>
-          <wp:docPr descr="psi-negro.png" id="18" name="image5.png"/>
+          <wp:docPr descr="psi-negro.png" id="18" name="image2.png"/>
           <a:graphic>
             <a:graphicData uri="http://schemas.openxmlformats.org/drawingml/2006/picture">
               <pic:pic>
                 <pic:nvPicPr>
-                  <pic:cNvPr descr="psi-negro.png" id="0" name="image5.png"/>
+                  <pic:cNvPr descr="psi-negro.png" id="0" name="image2.png"/>
                   <pic:cNvPicPr preferRelativeResize="0"/>
                 </pic:nvPicPr>
                 <pic:blipFill>
@@ -10838,12 +10838,12 @@
           <wp:extent cx="425450" cy="666750"/>
           <wp:effectExtent b="0" l="0" r="0" t="0"/>
           <wp:wrapSquare wrapText="bothSides" distB="0" distT="0" distL="114300" distR="114300"/>
-          <wp:docPr descr="UNPA.JPG" id="13" name="image4.jpg"/>
+          <wp:docPr descr="UNPA.JPG" id="13" name="image3.jpg"/>
           <a:graphic>
             <a:graphicData uri="http://schemas.openxmlformats.org/drawingml/2006/picture">
               <pic:pic>
                 <pic:nvPicPr>
-                  <pic:cNvPr descr="UNPA.JPG" id="0" name="image4.jpg"/>
+                  <pic:cNvPr descr="UNPA.JPG" id="0" name="image3.jpg"/>
                   <pic:cNvPicPr preferRelativeResize="0"/>
                 </pic:nvPicPr>
                 <pic:blipFill>

--- a/Etapa Elaboración - Iteración 2/Plan de Iteracion E2 - Kairos - NexTech.docx
+++ b/Etapa Elaboración - Iteración 2/Plan de Iteracion E2 - Kairos - NexTech.docx
@@ -1038,12 +1038,12 @@
             <wp:extent cx="1200150" cy="1200150"/>
             <wp:effectExtent b="0" l="0" r="0" t="0"/>
             <wp:wrapSquare wrapText="bothSides" distB="0" distT="0" distL="114300" distR="114300"/>
-            <wp:docPr descr="psi-negro.png" id="17" name="image6.png"/>
+            <wp:docPr descr="psi-negro.png" id="17" name="image3.png"/>
             <a:graphic>
               <a:graphicData uri="http://schemas.openxmlformats.org/drawingml/2006/picture">
                 <pic:pic>
                   <pic:nvPicPr>
-                    <pic:cNvPr descr="psi-negro.png" id="0" name="image6.png"/>
+                    <pic:cNvPr descr="psi-negro.png" id="0" name="image3.png"/>
                     <pic:cNvPicPr preferRelativeResize="0"/>
                   </pic:nvPicPr>
                   <pic:blipFill>
@@ -1093,12 +1093,12 @@
             <wp:extent cx="1304925" cy="2019300"/>
             <wp:effectExtent b="0" l="0" r="0" t="0"/>
             <wp:wrapSquare wrapText="bothSides" distB="0" distT="0" distL="114300" distR="114300"/>
-            <wp:docPr descr="UNPA.JPG" id="16" name="image1.jpg"/>
+            <wp:docPr descr="UNPA.JPG" id="16" name="image6.jpg"/>
             <a:graphic>
               <a:graphicData uri="http://schemas.openxmlformats.org/drawingml/2006/picture">
                 <pic:pic>
                   <pic:nvPicPr>
-                    <pic:cNvPr descr="UNPA.JPG" id="0" name="image1.jpg"/>
+                    <pic:cNvPr descr="UNPA.JPG" id="0" name="image6.jpg"/>
                     <pic:cNvPicPr preferRelativeResize="0"/>
                   </pic:nvPicPr>
                   <pic:blipFill>
@@ -1341,12 +1341,12 @@
                 <wp:extent cx="2060575" cy="7330709"/>
                 <wp:effectExtent b="0" l="0" r="0" t="0"/>
                 <wp:wrapSquare wrapText="bothSides" distB="0" distT="0" distL="114300" distR="114300"/>
-                <wp:docPr id="1" name="image8.png"/>
+                <wp:docPr id="1" name="image7.png"/>
                 <a:graphic>
                   <a:graphicData uri="http://schemas.openxmlformats.org/drawingml/2006/picture">
                     <pic:pic>
                       <pic:nvPicPr>
-                        <pic:cNvPr id="0" name="image8.png"/>
+                        <pic:cNvPr id="0" name="image7.png"/>
                         <pic:cNvPicPr preferRelativeResize="0"/>
                       </pic:nvPicPr>
                       <pic:blipFill>
@@ -1447,12 +1447,12 @@
             <wp:extent cx="1200150" cy="1200150"/>
             <wp:effectExtent b="0" l="0" r="0" t="0"/>
             <wp:wrapSquare wrapText="bothSides" distB="0" distT="0" distL="114300" distR="114300"/>
-            <wp:docPr descr="psi-negro.png" id="12" name="image4.png"/>
+            <wp:docPr descr="psi-negro.png" id="12" name="image2.png"/>
             <a:graphic>
               <a:graphicData uri="http://schemas.openxmlformats.org/drawingml/2006/picture">
                 <pic:pic>
                   <pic:nvPicPr>
-                    <pic:cNvPr descr="psi-negro.png" id="0" name="image4.png"/>
+                    <pic:cNvPr descr="psi-negro.png" id="0" name="image2.png"/>
                     <pic:cNvPicPr preferRelativeResize="0"/>
                   </pic:nvPicPr>
                   <pic:blipFill>
@@ -1550,7 +1550,7 @@
     </w:p>
     <w:sdt>
       <w:sdtPr>
-        <w:id w:val="-1117218977"/>
+        <w:id w:val="-627513734"/>
         <w:docPartObj>
           <w:docPartGallery w:val="Table of Contents"/>
           <w:docPartUnique w:val="1"/>
@@ -9956,12 +9956,12 @@
           <wp:inline distB="114300" distT="114300" distL="114300" distR="114300">
             <wp:extent cx="5399730" cy="520700"/>
             <wp:effectExtent b="0" l="0" r="0" t="0"/>
-            <wp:docPr id="14" name="image5.png"/>
+            <wp:docPr id="14" name="image9.png"/>
             <a:graphic>
               <a:graphicData uri="http://schemas.openxmlformats.org/drawingml/2006/picture">
                 <pic:pic>
                   <pic:nvPicPr>
-                    <pic:cNvPr id="0" name="image5.png"/>
+                    <pic:cNvPr id="0" name="image9.png"/>
                     <pic:cNvPicPr preferRelativeResize="0"/>
                   </pic:nvPicPr>
                   <pic:blipFill>
@@ -10022,12 +10022,12 @@
             <wp:extent cx="7066598" cy="445641"/>
             <wp:effectExtent b="0" l="0" r="0" t="0"/>
             <wp:wrapSquare wrapText="bothSides" distB="114300" distT="114300" distL="114300" distR="114300"/>
-            <wp:docPr id="15" name="image7.png"/>
+            <wp:docPr id="15" name="image4.png"/>
             <a:graphic>
               <a:graphicData uri="http://schemas.openxmlformats.org/drawingml/2006/picture">
                 <pic:pic>
                   <pic:nvPicPr>
-                    <pic:cNvPr id="0" name="image7.png"/>
+                    <pic:cNvPr id="0" name="image4.png"/>
                     <pic:cNvPicPr preferRelativeResize="0"/>
                   </pic:nvPicPr>
                   <pic:blipFill>
@@ -10280,12 +10280,12 @@
               <wp:extent cx="7761605" cy="822325"/>
               <wp:effectExtent b="0" l="0" r="0" t="0"/>
               <wp:wrapNone/>
-              <wp:docPr id="2" name="image9.png"/>
+              <wp:docPr id="2" name="image8.png"/>
               <a:graphic>
                 <a:graphicData uri="http://schemas.openxmlformats.org/drawingml/2006/picture">
                   <pic:pic>
                     <pic:nvPicPr>
-                      <pic:cNvPr id="0" name="image9.png"/>
+                      <pic:cNvPr id="0" name="image8.png"/>
                       <pic:cNvPicPr preferRelativeResize="0"/>
                     </pic:nvPicPr>
                     <pic:blipFill>
@@ -10793,12 +10793,12 @@
           <wp:extent cx="669290" cy="669290"/>
           <wp:effectExtent b="0" l="0" r="0" t="0"/>
           <wp:wrapSquare wrapText="bothSides" distB="0" distT="0" distL="114300" distR="114300"/>
-          <wp:docPr descr="psi-negro.png" id="18" name="image2.png"/>
+          <wp:docPr descr="psi-negro.png" id="18" name="image1.png"/>
           <a:graphic>
             <a:graphicData uri="http://schemas.openxmlformats.org/drawingml/2006/picture">
               <pic:pic>
                 <pic:nvPicPr>
-                  <pic:cNvPr descr="psi-negro.png" id="0" name="image2.png"/>
+                  <pic:cNvPr descr="psi-negro.png" id="0" name="image1.png"/>
                   <pic:cNvPicPr preferRelativeResize="0"/>
                 </pic:nvPicPr>
                 <pic:blipFill>
@@ -10838,12 +10838,12 @@
           <wp:extent cx="425450" cy="666750"/>
           <wp:effectExtent b="0" l="0" r="0" t="0"/>
           <wp:wrapSquare wrapText="bothSides" distB="0" distT="0" distL="114300" distR="114300"/>
-          <wp:docPr descr="UNPA.JPG" id="13" name="image3.jpg"/>
+          <wp:docPr descr="UNPA.JPG" id="13" name="image5.jpg"/>
           <a:graphic>
             <a:graphicData uri="http://schemas.openxmlformats.org/drawingml/2006/picture">
               <pic:pic>
                 <pic:nvPicPr>
-                  <pic:cNvPr descr="UNPA.JPG" id="0" name="image3.jpg"/>
+                  <pic:cNvPr descr="UNPA.JPG" id="0" name="image5.jpg"/>
                   <pic:cNvPicPr preferRelativeResize="0"/>
                 </pic:nvPicPr>
                 <pic:blipFill>

--- a/Etapa Elaboración - Iteración 2/Plan de Iteracion E2 - Kairos - NexTech.docx
+++ b/Etapa Elaboración - Iteración 2/Plan de Iteracion E2 - Kairos - NexTech.docx
@@ -1038,12 +1038,12 @@
             <wp:extent cx="1200150" cy="1200150"/>
             <wp:effectExtent b="0" l="0" r="0" t="0"/>
             <wp:wrapSquare wrapText="bothSides" distB="0" distT="0" distL="114300" distR="114300"/>
-            <wp:docPr descr="psi-negro.png" id="17" name="image3.png"/>
+            <wp:docPr descr="psi-negro.png" id="17" name="image1.png"/>
             <a:graphic>
               <a:graphicData uri="http://schemas.openxmlformats.org/drawingml/2006/picture">
                 <pic:pic>
                   <pic:nvPicPr>
-                    <pic:cNvPr descr="psi-negro.png" id="0" name="image3.png"/>
+                    <pic:cNvPr descr="psi-negro.png" id="0" name="image1.png"/>
                     <pic:cNvPicPr preferRelativeResize="0"/>
                   </pic:nvPicPr>
                   <pic:blipFill>
@@ -1093,12 +1093,12 @@
             <wp:extent cx="1304925" cy="2019300"/>
             <wp:effectExtent b="0" l="0" r="0" t="0"/>
             <wp:wrapSquare wrapText="bothSides" distB="0" distT="0" distL="114300" distR="114300"/>
-            <wp:docPr descr="UNPA.JPG" id="16" name="image6.jpg"/>
+            <wp:docPr descr="UNPA.JPG" id="16" name="image4.jpg"/>
             <a:graphic>
               <a:graphicData uri="http://schemas.openxmlformats.org/drawingml/2006/picture">
                 <pic:pic>
                   <pic:nvPicPr>
-                    <pic:cNvPr descr="UNPA.JPG" id="0" name="image6.jpg"/>
+                    <pic:cNvPr descr="UNPA.JPG" id="0" name="image4.jpg"/>
                     <pic:cNvPicPr preferRelativeResize="0"/>
                   </pic:nvPicPr>
                   <pic:blipFill>
@@ -1341,12 +1341,12 @@
                 <wp:extent cx="2060575" cy="7330709"/>
                 <wp:effectExtent b="0" l="0" r="0" t="0"/>
                 <wp:wrapSquare wrapText="bothSides" distB="0" distT="0" distL="114300" distR="114300"/>
-                <wp:docPr id="1" name="image7.png"/>
+                <wp:docPr id="1" name="image8.png"/>
                 <a:graphic>
                   <a:graphicData uri="http://schemas.openxmlformats.org/drawingml/2006/picture">
                     <pic:pic>
                       <pic:nvPicPr>
-                        <pic:cNvPr id="0" name="image7.png"/>
+                        <pic:cNvPr id="0" name="image8.png"/>
                         <pic:cNvPicPr preferRelativeResize="0"/>
                       </pic:nvPicPr>
                       <pic:blipFill>
@@ -1447,12 +1447,12 @@
             <wp:extent cx="1200150" cy="1200150"/>
             <wp:effectExtent b="0" l="0" r="0" t="0"/>
             <wp:wrapSquare wrapText="bothSides" distB="0" distT="0" distL="114300" distR="114300"/>
-            <wp:docPr descr="psi-negro.png" id="12" name="image2.png"/>
+            <wp:docPr descr="psi-negro.png" id="12" name="image6.png"/>
             <a:graphic>
               <a:graphicData uri="http://schemas.openxmlformats.org/drawingml/2006/picture">
                 <pic:pic>
                   <pic:nvPicPr>
-                    <pic:cNvPr descr="psi-negro.png" id="0" name="image2.png"/>
+                    <pic:cNvPr descr="psi-negro.png" id="0" name="image6.png"/>
                     <pic:cNvPicPr preferRelativeResize="0"/>
                   </pic:nvPicPr>
                   <pic:blipFill>
@@ -1550,7 +1550,7 @@
     </w:p>
     <w:sdt>
       <w:sdtPr>
-        <w:id w:val="-627513734"/>
+        <w:id w:val="-1075825157"/>
         <w:docPartObj>
           <w:docPartGallery w:val="Table of Contents"/>
           <w:docPartUnique w:val="1"/>
@@ -9956,12 +9956,12 @@
           <wp:inline distB="114300" distT="114300" distL="114300" distR="114300">
             <wp:extent cx="5399730" cy="520700"/>
             <wp:effectExtent b="0" l="0" r="0" t="0"/>
-            <wp:docPr id="14" name="image9.png"/>
+            <wp:docPr id="14" name="image7.png"/>
             <a:graphic>
               <a:graphicData uri="http://schemas.openxmlformats.org/drawingml/2006/picture">
                 <pic:pic>
                   <pic:nvPicPr>
-                    <pic:cNvPr id="0" name="image9.png"/>
+                    <pic:cNvPr id="0" name="image7.png"/>
                     <pic:cNvPicPr preferRelativeResize="0"/>
                   </pic:nvPicPr>
                   <pic:blipFill>
@@ -10022,12 +10022,12 @@
             <wp:extent cx="7066598" cy="445641"/>
             <wp:effectExtent b="0" l="0" r="0" t="0"/>
             <wp:wrapSquare wrapText="bothSides" distB="114300" distT="114300" distL="114300" distR="114300"/>
-            <wp:docPr id="15" name="image4.png"/>
+            <wp:docPr id="15" name="image5.png"/>
             <a:graphic>
               <a:graphicData uri="http://schemas.openxmlformats.org/drawingml/2006/picture">
                 <pic:pic>
                   <pic:nvPicPr>
-                    <pic:cNvPr id="0" name="image4.png"/>
+                    <pic:cNvPr id="0" name="image5.png"/>
                     <pic:cNvPicPr preferRelativeResize="0"/>
                   </pic:nvPicPr>
                   <pic:blipFill>
@@ -10280,12 +10280,12 @@
               <wp:extent cx="7761605" cy="822325"/>
               <wp:effectExtent b="0" l="0" r="0" t="0"/>
               <wp:wrapNone/>
-              <wp:docPr id="2" name="image8.png"/>
+              <wp:docPr id="2" name="image9.png"/>
               <a:graphic>
                 <a:graphicData uri="http://schemas.openxmlformats.org/drawingml/2006/picture">
                   <pic:pic>
                     <pic:nvPicPr>
-                      <pic:cNvPr id="0" name="image8.png"/>
+                      <pic:cNvPr id="0" name="image9.png"/>
                       <pic:cNvPicPr preferRelativeResize="0"/>
                     </pic:nvPicPr>
                     <pic:blipFill>
@@ -10793,12 +10793,12 @@
           <wp:extent cx="669290" cy="669290"/>
           <wp:effectExtent b="0" l="0" r="0" t="0"/>
           <wp:wrapSquare wrapText="bothSides" distB="0" distT="0" distL="114300" distR="114300"/>
-          <wp:docPr descr="psi-negro.png" id="18" name="image1.png"/>
+          <wp:docPr descr="psi-negro.png" id="18" name="image2.png"/>
           <a:graphic>
             <a:graphicData uri="http://schemas.openxmlformats.org/drawingml/2006/picture">
               <pic:pic>
                 <pic:nvPicPr>
-                  <pic:cNvPr descr="psi-negro.png" id="0" name="image1.png"/>
+                  <pic:cNvPr descr="psi-negro.png" id="0" name="image2.png"/>
                   <pic:cNvPicPr preferRelativeResize="0"/>
                 </pic:nvPicPr>
                 <pic:blipFill>
@@ -10838,12 +10838,12 @@
           <wp:extent cx="425450" cy="666750"/>
           <wp:effectExtent b="0" l="0" r="0" t="0"/>
           <wp:wrapSquare wrapText="bothSides" distB="0" distT="0" distL="114300" distR="114300"/>
-          <wp:docPr descr="UNPA.JPG" id="13" name="image5.jpg"/>
+          <wp:docPr descr="UNPA.JPG" id="13" name="image3.jpg"/>
           <a:graphic>
             <a:graphicData uri="http://schemas.openxmlformats.org/drawingml/2006/picture">
               <pic:pic>
                 <pic:nvPicPr>
-                  <pic:cNvPr descr="UNPA.JPG" id="0" name="image5.jpg"/>
+                  <pic:cNvPr descr="UNPA.JPG" id="0" name="image3.jpg"/>
                   <pic:cNvPicPr preferRelativeResize="0"/>
                 </pic:nvPicPr>
                 <pic:blipFill>

--- a/Etapa Elaboración - Iteración 2/Plan de Iteracion E2 - Kairos - NexTech.docx
+++ b/Etapa Elaboración - Iteración 2/Plan de Iteracion E2 - Kairos - NexTech.docx
@@ -1038,12 +1038,12 @@
             <wp:extent cx="1200150" cy="1200150"/>
             <wp:effectExtent b="0" l="0" r="0" t="0"/>
             <wp:wrapSquare wrapText="bothSides" distB="0" distT="0" distL="114300" distR="114300"/>
-            <wp:docPr descr="psi-negro.png" id="17" name="image1.png"/>
+            <wp:docPr descr="psi-negro.png" id="17" name="image2.png"/>
             <a:graphic>
               <a:graphicData uri="http://schemas.openxmlformats.org/drawingml/2006/picture">
                 <pic:pic>
                   <pic:nvPicPr>
-                    <pic:cNvPr descr="psi-negro.png" id="0" name="image1.png"/>
+                    <pic:cNvPr descr="psi-negro.png" id="0" name="image2.png"/>
                     <pic:cNvPicPr preferRelativeResize="0"/>
                   </pic:nvPicPr>
                   <pic:blipFill>
@@ -1447,12 +1447,12 @@
             <wp:extent cx="1200150" cy="1200150"/>
             <wp:effectExtent b="0" l="0" r="0" t="0"/>
             <wp:wrapSquare wrapText="bothSides" distB="0" distT="0" distL="114300" distR="114300"/>
-            <wp:docPr descr="psi-negro.png" id="12" name="image6.png"/>
+            <wp:docPr descr="psi-negro.png" id="12" name="image3.png"/>
             <a:graphic>
               <a:graphicData uri="http://schemas.openxmlformats.org/drawingml/2006/picture">
                 <pic:pic>
                   <pic:nvPicPr>
-                    <pic:cNvPr descr="psi-negro.png" id="0" name="image6.png"/>
+                    <pic:cNvPr descr="psi-negro.png" id="0" name="image3.png"/>
                     <pic:cNvPicPr preferRelativeResize="0"/>
                   </pic:nvPicPr>
                   <pic:blipFill>
@@ -1550,7 +1550,7 @@
     </w:p>
     <w:sdt>
       <w:sdtPr>
-        <w:id w:val="-1075825157"/>
+        <w:id w:val="-789123869"/>
         <w:docPartObj>
           <w:docPartGallery w:val="Table of Contents"/>
           <w:docPartUnique w:val="1"/>
@@ -10022,12 +10022,12 @@
             <wp:extent cx="7066598" cy="445641"/>
             <wp:effectExtent b="0" l="0" r="0" t="0"/>
             <wp:wrapSquare wrapText="bothSides" distB="114300" distT="114300" distL="114300" distR="114300"/>
-            <wp:docPr id="15" name="image5.png"/>
+            <wp:docPr id="15" name="image6.png"/>
             <a:graphic>
               <a:graphicData uri="http://schemas.openxmlformats.org/drawingml/2006/picture">
                 <pic:pic>
                   <pic:nvPicPr>
-                    <pic:cNvPr id="0" name="image5.png"/>
+                    <pic:cNvPr id="0" name="image6.png"/>
                     <pic:cNvPicPr preferRelativeResize="0"/>
                   </pic:nvPicPr>
                   <pic:blipFill>
@@ -10793,12 +10793,12 @@
           <wp:extent cx="669290" cy="669290"/>
           <wp:effectExtent b="0" l="0" r="0" t="0"/>
           <wp:wrapSquare wrapText="bothSides" distB="0" distT="0" distL="114300" distR="114300"/>
-          <wp:docPr descr="psi-negro.png" id="18" name="image2.png"/>
+          <wp:docPr descr="psi-negro.png" id="18" name="image1.png"/>
           <a:graphic>
             <a:graphicData uri="http://schemas.openxmlformats.org/drawingml/2006/picture">
               <pic:pic>
                 <pic:nvPicPr>
-                  <pic:cNvPr descr="psi-negro.png" id="0" name="image2.png"/>
+                  <pic:cNvPr descr="psi-negro.png" id="0" name="image1.png"/>
                   <pic:cNvPicPr preferRelativeResize="0"/>
                 </pic:nvPicPr>
                 <pic:blipFill>
@@ -10838,12 +10838,12 @@
           <wp:extent cx="425450" cy="666750"/>
           <wp:effectExtent b="0" l="0" r="0" t="0"/>
           <wp:wrapSquare wrapText="bothSides" distB="0" distT="0" distL="114300" distR="114300"/>
-          <wp:docPr descr="UNPA.JPG" id="13" name="image3.jpg"/>
+          <wp:docPr descr="UNPA.JPG" id="13" name="image5.jpg"/>
           <a:graphic>
             <a:graphicData uri="http://schemas.openxmlformats.org/drawingml/2006/picture">
               <pic:pic>
                 <pic:nvPicPr>
-                  <pic:cNvPr descr="UNPA.JPG" id="0" name="image3.jpg"/>
+                  <pic:cNvPr descr="UNPA.JPG" id="0" name="image5.jpg"/>
                   <pic:cNvPicPr preferRelativeResize="0"/>
                 </pic:nvPicPr>
                 <pic:blipFill>

--- a/Etapa Elaboración - Iteración 2/Plan de Iteracion E2 - Kairos - NexTech.docx
+++ b/Etapa Elaboración - Iteración 2/Plan de Iteracion E2 - Kairos - NexTech.docx
@@ -1038,12 +1038,12 @@
             <wp:extent cx="1200150" cy="1200150"/>
             <wp:effectExtent b="0" l="0" r="0" t="0"/>
             <wp:wrapSquare wrapText="bothSides" distB="0" distT="0" distL="114300" distR="114300"/>
-            <wp:docPr descr="psi-negro.png" id="17" name="image2.png"/>
+            <wp:docPr descr="psi-negro.png" id="17" name="image4.png"/>
             <a:graphic>
               <a:graphicData uri="http://schemas.openxmlformats.org/drawingml/2006/picture">
                 <pic:pic>
                   <pic:nvPicPr>
-                    <pic:cNvPr descr="psi-negro.png" id="0" name="image2.png"/>
+                    <pic:cNvPr descr="psi-negro.png" id="0" name="image4.png"/>
                     <pic:cNvPicPr preferRelativeResize="0"/>
                   </pic:nvPicPr>
                   <pic:blipFill>
@@ -1093,12 +1093,12 @@
             <wp:extent cx="1304925" cy="2019300"/>
             <wp:effectExtent b="0" l="0" r="0" t="0"/>
             <wp:wrapSquare wrapText="bothSides" distB="0" distT="0" distL="114300" distR="114300"/>
-            <wp:docPr descr="UNPA.JPG" id="16" name="image4.jpg"/>
+            <wp:docPr descr="UNPA.JPG" id="16" name="image2.jpg"/>
             <a:graphic>
               <a:graphicData uri="http://schemas.openxmlformats.org/drawingml/2006/picture">
                 <pic:pic>
                   <pic:nvPicPr>
-                    <pic:cNvPr descr="UNPA.JPG" id="0" name="image4.jpg"/>
+                    <pic:cNvPr descr="UNPA.JPG" id="0" name="image2.jpg"/>
                     <pic:cNvPicPr preferRelativeResize="0"/>
                   </pic:nvPicPr>
                   <pic:blipFill>
@@ -1447,12 +1447,12 @@
             <wp:extent cx="1200150" cy="1200150"/>
             <wp:effectExtent b="0" l="0" r="0" t="0"/>
             <wp:wrapSquare wrapText="bothSides" distB="0" distT="0" distL="114300" distR="114300"/>
-            <wp:docPr descr="psi-negro.png" id="12" name="image3.png"/>
+            <wp:docPr descr="psi-negro.png" id="12" name="image5.png"/>
             <a:graphic>
               <a:graphicData uri="http://schemas.openxmlformats.org/drawingml/2006/picture">
                 <pic:pic>
                   <pic:nvPicPr>
-                    <pic:cNvPr descr="psi-negro.png" id="0" name="image3.png"/>
+                    <pic:cNvPr descr="psi-negro.png" id="0" name="image5.png"/>
                     <pic:cNvPicPr preferRelativeResize="0"/>
                   </pic:nvPicPr>
                   <pic:blipFill>
@@ -1550,7 +1550,7 @@
     </w:p>
     <w:sdt>
       <w:sdtPr>
-        <w:id w:val="-789123869"/>
+        <w:id w:val="535952794"/>
         <w:docPartObj>
           <w:docPartGallery w:val="Table of Contents"/>
           <w:docPartUnique w:val="1"/>
@@ -10793,12 +10793,12 @@
           <wp:extent cx="669290" cy="669290"/>
           <wp:effectExtent b="0" l="0" r="0" t="0"/>
           <wp:wrapSquare wrapText="bothSides" distB="0" distT="0" distL="114300" distR="114300"/>
-          <wp:docPr descr="psi-negro.png" id="18" name="image1.png"/>
+          <wp:docPr descr="psi-negro.png" id="18" name="image3.png"/>
           <a:graphic>
             <a:graphicData uri="http://schemas.openxmlformats.org/drawingml/2006/picture">
               <pic:pic>
                 <pic:nvPicPr>
-                  <pic:cNvPr descr="psi-negro.png" id="0" name="image1.png"/>
+                  <pic:cNvPr descr="psi-negro.png" id="0" name="image3.png"/>
                   <pic:cNvPicPr preferRelativeResize="0"/>
                 </pic:nvPicPr>
                 <pic:blipFill>
@@ -10838,12 +10838,12 @@
           <wp:extent cx="425450" cy="666750"/>
           <wp:effectExtent b="0" l="0" r="0" t="0"/>
           <wp:wrapSquare wrapText="bothSides" distB="0" distT="0" distL="114300" distR="114300"/>
-          <wp:docPr descr="UNPA.JPG" id="13" name="image5.jpg"/>
+          <wp:docPr descr="UNPA.JPG" id="13" name="image1.jpg"/>
           <a:graphic>
             <a:graphicData uri="http://schemas.openxmlformats.org/drawingml/2006/picture">
               <pic:pic>
                 <pic:nvPicPr>
-                  <pic:cNvPr descr="UNPA.JPG" id="0" name="image5.jpg"/>
+                  <pic:cNvPr descr="UNPA.JPG" id="0" name="image1.jpg"/>
                   <pic:cNvPicPr preferRelativeResize="0"/>
                 </pic:nvPicPr>
                 <pic:blipFill>

--- a/Etapa Elaboración - Iteración 2/Plan de Iteracion E2 - Kairos - NexTech.docx
+++ b/Etapa Elaboración - Iteración 2/Plan de Iteracion E2 - Kairos - NexTech.docx
@@ -1038,12 +1038,12 @@
             <wp:extent cx="1200150" cy="1200150"/>
             <wp:effectExtent b="0" l="0" r="0" t="0"/>
             <wp:wrapSquare wrapText="bothSides" distB="0" distT="0" distL="114300" distR="114300"/>
-            <wp:docPr descr="psi-negro.png" id="17" name="image4.png"/>
+            <wp:docPr descr="psi-negro.png" id="17" name="image1.png"/>
             <a:graphic>
               <a:graphicData uri="http://schemas.openxmlformats.org/drawingml/2006/picture">
                 <pic:pic>
                   <pic:nvPicPr>
-                    <pic:cNvPr descr="psi-negro.png" id="0" name="image4.png"/>
+                    <pic:cNvPr descr="psi-negro.png" id="0" name="image1.png"/>
                     <pic:cNvPicPr preferRelativeResize="0"/>
                   </pic:nvPicPr>
                   <pic:blipFill>
@@ -1093,12 +1093,12 @@
             <wp:extent cx="1304925" cy="2019300"/>
             <wp:effectExtent b="0" l="0" r="0" t="0"/>
             <wp:wrapSquare wrapText="bothSides" distB="0" distT="0" distL="114300" distR="114300"/>
-            <wp:docPr descr="UNPA.JPG" id="16" name="image2.jpg"/>
+            <wp:docPr descr="UNPA.JPG" id="16" name="image5.jpg"/>
             <a:graphic>
               <a:graphicData uri="http://schemas.openxmlformats.org/drawingml/2006/picture">
                 <pic:pic>
                   <pic:nvPicPr>
-                    <pic:cNvPr descr="UNPA.JPG" id="0" name="image2.jpg"/>
+                    <pic:cNvPr descr="UNPA.JPG" id="0" name="image5.jpg"/>
                     <pic:cNvPicPr preferRelativeResize="0"/>
                   </pic:nvPicPr>
                   <pic:blipFill>
@@ -1447,12 +1447,12 @@
             <wp:extent cx="1200150" cy="1200150"/>
             <wp:effectExtent b="0" l="0" r="0" t="0"/>
             <wp:wrapSquare wrapText="bothSides" distB="0" distT="0" distL="114300" distR="114300"/>
-            <wp:docPr descr="psi-negro.png" id="12" name="image5.png"/>
+            <wp:docPr descr="psi-negro.png" id="12" name="image4.png"/>
             <a:graphic>
               <a:graphicData uri="http://schemas.openxmlformats.org/drawingml/2006/picture">
                 <pic:pic>
                   <pic:nvPicPr>
-                    <pic:cNvPr descr="psi-negro.png" id="0" name="image5.png"/>
+                    <pic:cNvPr descr="psi-negro.png" id="0" name="image4.png"/>
                     <pic:cNvPicPr preferRelativeResize="0"/>
                   </pic:nvPicPr>
                   <pic:blipFill>
@@ -1550,7 +1550,7 @@
     </w:p>
     <w:sdt>
       <w:sdtPr>
-        <w:id w:val="535952794"/>
+        <w:id w:val="1873458697"/>
         <w:docPartObj>
           <w:docPartGallery w:val="Table of Contents"/>
           <w:docPartUnique w:val="1"/>
@@ -10793,12 +10793,12 @@
           <wp:extent cx="669290" cy="669290"/>
           <wp:effectExtent b="0" l="0" r="0" t="0"/>
           <wp:wrapSquare wrapText="bothSides" distB="0" distT="0" distL="114300" distR="114300"/>
-          <wp:docPr descr="psi-negro.png" id="18" name="image3.png"/>
+          <wp:docPr descr="psi-negro.png" id="18" name="image2.png"/>
           <a:graphic>
             <a:graphicData uri="http://schemas.openxmlformats.org/drawingml/2006/picture">
               <pic:pic>
                 <pic:nvPicPr>
-                  <pic:cNvPr descr="psi-negro.png" id="0" name="image3.png"/>
+                  <pic:cNvPr descr="psi-negro.png" id="0" name="image2.png"/>
                   <pic:cNvPicPr preferRelativeResize="0"/>
                 </pic:nvPicPr>
                 <pic:blipFill>
@@ -10838,12 +10838,12 @@
           <wp:extent cx="425450" cy="666750"/>
           <wp:effectExtent b="0" l="0" r="0" t="0"/>
           <wp:wrapSquare wrapText="bothSides" distB="0" distT="0" distL="114300" distR="114300"/>
-          <wp:docPr descr="UNPA.JPG" id="13" name="image1.jpg"/>
+          <wp:docPr descr="UNPA.JPG" id="13" name="image3.jpg"/>
           <a:graphic>
             <a:graphicData uri="http://schemas.openxmlformats.org/drawingml/2006/picture">
               <pic:pic>
                 <pic:nvPicPr>
-                  <pic:cNvPr descr="UNPA.JPG" id="0" name="image1.jpg"/>
+                  <pic:cNvPr descr="UNPA.JPG" id="0" name="image3.jpg"/>
                   <pic:cNvPicPr preferRelativeResize="0"/>
                 </pic:nvPicPr>
                 <pic:blipFill>

--- a/Etapa Elaboración - Iteración 2/Plan de Iteracion E2 - Kairos - NexTech.docx
+++ b/Etapa Elaboración - Iteración 2/Plan de Iteracion E2 - Kairos - NexTech.docx
@@ -1038,12 +1038,12 @@
             <wp:extent cx="1200150" cy="1200150"/>
             <wp:effectExtent b="0" l="0" r="0" t="0"/>
             <wp:wrapSquare wrapText="bothSides" distB="0" distT="0" distL="114300" distR="114300"/>
-            <wp:docPr descr="psi-negro.png" id="17" name="image1.png"/>
+            <wp:docPr descr="psi-negro.png" id="17" name="image4.png"/>
             <a:graphic>
               <a:graphicData uri="http://schemas.openxmlformats.org/drawingml/2006/picture">
                 <pic:pic>
                   <pic:nvPicPr>
-                    <pic:cNvPr descr="psi-negro.png" id="0" name="image1.png"/>
+                    <pic:cNvPr descr="psi-negro.png" id="0" name="image4.png"/>
                     <pic:cNvPicPr preferRelativeResize="0"/>
                   </pic:nvPicPr>
                   <pic:blipFill>
@@ -1093,12 +1093,12 @@
             <wp:extent cx="1304925" cy="2019300"/>
             <wp:effectExtent b="0" l="0" r="0" t="0"/>
             <wp:wrapSquare wrapText="bothSides" distB="0" distT="0" distL="114300" distR="114300"/>
-            <wp:docPr descr="UNPA.JPG" id="16" name="image5.jpg"/>
+            <wp:docPr descr="UNPA.JPG" id="16" name="image3.jpg"/>
             <a:graphic>
               <a:graphicData uri="http://schemas.openxmlformats.org/drawingml/2006/picture">
                 <pic:pic>
                   <pic:nvPicPr>
-                    <pic:cNvPr descr="UNPA.JPG" id="0" name="image5.jpg"/>
+                    <pic:cNvPr descr="UNPA.JPG" id="0" name="image3.jpg"/>
                     <pic:cNvPicPr preferRelativeResize="0"/>
                   </pic:nvPicPr>
                   <pic:blipFill>
@@ -1447,12 +1447,12 @@
             <wp:extent cx="1200150" cy="1200150"/>
             <wp:effectExtent b="0" l="0" r="0" t="0"/>
             <wp:wrapSquare wrapText="bothSides" distB="0" distT="0" distL="114300" distR="114300"/>
-            <wp:docPr descr="psi-negro.png" id="12" name="image4.png"/>
+            <wp:docPr descr="psi-negro.png" id="12" name="image6.png"/>
             <a:graphic>
               <a:graphicData uri="http://schemas.openxmlformats.org/drawingml/2006/picture">
                 <pic:pic>
                   <pic:nvPicPr>
-                    <pic:cNvPr descr="psi-negro.png" id="0" name="image4.png"/>
+                    <pic:cNvPr descr="psi-negro.png" id="0" name="image6.png"/>
                     <pic:cNvPicPr preferRelativeResize="0"/>
                   </pic:nvPicPr>
                   <pic:blipFill>
@@ -1550,7 +1550,7 @@
     </w:p>
     <w:sdt>
       <w:sdtPr>
-        <w:id w:val="1873458697"/>
+        <w:id w:val="-1046200752"/>
         <w:docPartObj>
           <w:docPartGallery w:val="Table of Contents"/>
           <w:docPartUnique w:val="1"/>
@@ -10022,12 +10022,12 @@
             <wp:extent cx="7066598" cy="445641"/>
             <wp:effectExtent b="0" l="0" r="0" t="0"/>
             <wp:wrapSquare wrapText="bothSides" distB="114300" distT="114300" distL="114300" distR="114300"/>
-            <wp:docPr id="15" name="image6.png"/>
+            <wp:docPr id="15" name="image5.png"/>
             <a:graphic>
               <a:graphicData uri="http://schemas.openxmlformats.org/drawingml/2006/picture">
                 <pic:pic>
                   <pic:nvPicPr>
-                    <pic:cNvPr id="0" name="image6.png"/>
+                    <pic:cNvPr id="0" name="image5.png"/>
                     <pic:cNvPicPr preferRelativeResize="0"/>
                   </pic:nvPicPr>
                   <pic:blipFill>
@@ -10838,12 +10838,12 @@
           <wp:extent cx="425450" cy="666750"/>
           <wp:effectExtent b="0" l="0" r="0" t="0"/>
           <wp:wrapSquare wrapText="bothSides" distB="0" distT="0" distL="114300" distR="114300"/>
-          <wp:docPr descr="UNPA.JPG" id="13" name="image3.jpg"/>
+          <wp:docPr descr="UNPA.JPG" id="13" name="image1.jpg"/>
           <a:graphic>
             <a:graphicData uri="http://schemas.openxmlformats.org/drawingml/2006/picture">
               <pic:pic>
                 <pic:nvPicPr>
-                  <pic:cNvPr descr="UNPA.JPG" id="0" name="image3.jpg"/>
+                  <pic:cNvPr descr="UNPA.JPG" id="0" name="image1.jpg"/>
                   <pic:cNvPicPr preferRelativeResize="0"/>
                 </pic:nvPicPr>
                 <pic:blipFill>

--- a/Etapa Elaboración - Iteración 2/Plan de Iteracion E2 - Kairos - NexTech.docx
+++ b/Etapa Elaboración - Iteración 2/Plan de Iteracion E2 - Kairos - NexTech.docx
@@ -22,7 +22,9 @@
         <w:rPr>
           <w:rFonts w:ascii="Cambria" w:cs="Cambria" w:eastAsia="Cambria" w:hAnsi="Cambria"/>
           <w:b w:val="0"/>
+          <w:bCs w:val="0"/>
           <w:i w:val="0"/>
+          <w:iCs w:val="0"/>
           <w:smallCaps w:val="0"/>
           <w:strike w:val="0"/>
           <w:color w:val="000000"/>
@@ -59,7 +61,9 @@
         <w:rPr>
           <w:rFonts w:ascii="Cambria" w:cs="Cambria" w:eastAsia="Cambria" w:hAnsi="Cambria"/>
           <w:b w:val="0"/>
+          <w:bCs w:val="0"/>
           <w:i w:val="0"/>
+          <w:iCs w:val="0"/>
           <w:smallCaps w:val="0"/>
           <w:strike w:val="0"/>
           <w:color w:val="000000"/>
@@ -96,7 +100,9 @@
         <w:rPr>
           <w:rFonts w:ascii="Cambria" w:cs="Cambria" w:eastAsia="Cambria" w:hAnsi="Cambria"/>
           <w:b w:val="0"/>
+          <w:bCs w:val="0"/>
           <w:i w:val="0"/>
+          <w:iCs w:val="0"/>
           <w:smallCaps w:val="0"/>
           <w:strike w:val="0"/>
           <w:color w:val="000000"/>
@@ -111,7 +117,9 @@
         <w:rPr>
           <w:rFonts w:ascii="Calibri" w:cs="Calibri" w:eastAsia="Calibri" w:hAnsi="Calibri"/>
           <w:b w:val="0"/>
+          <w:bCs w:val="0"/>
           <w:i w:val="0"/>
+          <w:iCs w:val="0"/>
           <w:smallCaps w:val="0"/>
           <w:strike w:val="0"/>
           <w:color w:val="000000"/>
@@ -231,7 +239,9 @@
         <w:rPr>
           <w:rFonts w:ascii="Calibri" w:cs="Calibri" w:eastAsia="Calibri" w:hAnsi="Calibri"/>
           <w:b w:val="0"/>
+          <w:bCs w:val="0"/>
           <w:i w:val="0"/>
+          <w:iCs w:val="0"/>
           <w:smallCaps w:val="0"/>
           <w:strike w:val="0"/>
           <w:color w:val="000000"/>
@@ -351,7 +361,9 @@
         <w:rPr>
           <w:rFonts w:ascii="Calibri" w:cs="Calibri" w:eastAsia="Calibri" w:hAnsi="Calibri"/>
           <w:b w:val="0"/>
+          <w:bCs w:val="0"/>
           <w:i w:val="0"/>
+          <w:iCs w:val="0"/>
           <w:smallCaps w:val="0"/>
           <w:strike w:val="0"/>
           <w:color w:val="000000"/>
@@ -471,7 +483,9 @@
         <w:rPr>
           <w:rFonts w:ascii="Calibri" w:cs="Calibri" w:eastAsia="Calibri" w:hAnsi="Calibri"/>
           <w:b w:val="0"/>
+          <w:bCs w:val="0"/>
           <w:i w:val="0"/>
+          <w:iCs w:val="0"/>
           <w:smallCaps w:val="0"/>
           <w:strike w:val="0"/>
           <w:color w:val="000000"/>
@@ -613,7 +627,9 @@
         <w:rPr>
           <w:rFonts w:ascii="Cambria" w:cs="Cambria" w:eastAsia="Cambria" w:hAnsi="Cambria"/>
           <w:b w:val="0"/>
+          <w:bCs w:val="0"/>
           <w:i w:val="0"/>
+          <w:iCs w:val="0"/>
           <w:smallCaps w:val="0"/>
           <w:strike w:val="0"/>
           <w:color w:val="000000"/>
@@ -628,7 +644,9 @@
         <w:rPr>
           <w:rFonts w:ascii="Cambria" w:cs="Cambria" w:eastAsia="Cambria" w:hAnsi="Cambria"/>
           <w:b w:val="0"/>
+          <w:bCs w:val="0"/>
           <w:i w:val="0"/>
+          <w:iCs w:val="0"/>
           <w:smallCaps w:val="0"/>
           <w:strike w:val="0"/>
           <w:color w:val="000000"/>
@@ -662,7 +680,9 @@
         <w:rPr>
           <w:rFonts w:ascii="Cambria" w:cs="Cambria" w:eastAsia="Cambria" w:hAnsi="Cambria"/>
           <w:b w:val="0"/>
+          <w:bCs w:val="0"/>
           <w:i w:val="0"/>
+          <w:iCs w:val="0"/>
           <w:smallCaps w:val="0"/>
           <w:strike w:val="0"/>
           <w:color w:val="000000"/>
@@ -677,7 +697,9 @@
         <w:rPr>
           <w:rFonts w:ascii="Cambria" w:cs="Cambria" w:eastAsia="Cambria" w:hAnsi="Cambria"/>
           <w:b w:val="0"/>
+          <w:bCs w:val="0"/>
           <w:i w:val="0"/>
+          <w:iCs w:val="0"/>
           <w:smallCaps w:val="0"/>
           <w:strike w:val="0"/>
           <w:color w:val="000000"/>
@@ -703,7 +725,9 @@
         <w:rPr>
           <w:rFonts w:ascii="Cambria" w:cs="Cambria" w:eastAsia="Cambria" w:hAnsi="Cambria"/>
           <w:b w:val="0"/>
+          <w:bCs w:val="0"/>
           <w:i w:val="0"/>
+          <w:iCs w:val="0"/>
           <w:smallCaps w:val="0"/>
           <w:strike w:val="0"/>
           <w:color w:val="000000"/>
@@ -751,7 +775,9 @@
         <w:rPr>
           <w:rFonts w:ascii="Cambria" w:cs="Cambria" w:eastAsia="Cambria" w:hAnsi="Cambria"/>
           <w:b w:val="0"/>
+          <w:bCs w:val="0"/>
           <w:i w:val="0"/>
+          <w:iCs w:val="0"/>
           <w:smallCaps w:val="0"/>
           <w:strike w:val="0"/>
           <w:color w:val="000000"/>
@@ -797,7 +823,9 @@
         <w:rPr>
           <w:rFonts w:ascii="Calibri" w:cs="Calibri" w:eastAsia="Calibri" w:hAnsi="Calibri"/>
           <w:b w:val="0"/>
+          <w:bCs w:val="0"/>
           <w:i w:val="0"/>
+          <w:iCs w:val="0"/>
           <w:smallCaps w:val="0"/>
           <w:strike w:val="0"/>
           <w:color w:val="000000"/>
@@ -834,7 +862,9 @@
         <w:rPr>
           <w:rFonts w:ascii="Calibri" w:cs="Calibri" w:eastAsia="Calibri" w:hAnsi="Calibri"/>
           <w:b w:val="0"/>
+          <w:bCs w:val="0"/>
           <w:i w:val="0"/>
+          <w:iCs w:val="0"/>
           <w:smallCaps w:val="0"/>
           <w:strike w:val="0"/>
           <w:color w:val="000000"/>
@@ -871,7 +901,9 @@
         <w:rPr>
           <w:rFonts w:ascii="Calibri" w:cs="Calibri" w:eastAsia="Calibri" w:hAnsi="Calibri"/>
           <w:b w:val="0"/>
+          <w:bCs w:val="0"/>
           <w:i w:val="0"/>
+          <w:iCs w:val="0"/>
           <w:smallCaps w:val="0"/>
           <w:strike w:val="0"/>
           <w:color w:val="000000"/>
@@ -908,7 +940,9 @@
         <w:rPr>
           <w:rFonts w:ascii="Calibri" w:cs="Calibri" w:eastAsia="Calibri" w:hAnsi="Calibri"/>
           <w:b w:val="0"/>
+          <w:bCs w:val="0"/>
           <w:i w:val="0"/>
+          <w:iCs w:val="0"/>
           <w:smallCaps w:val="0"/>
           <w:strike w:val="0"/>
           <w:color w:val="000000"/>
@@ -1010,7 +1044,9 @@
         <w:rPr>
           <w:rFonts w:ascii="Calibri" w:cs="Calibri" w:eastAsia="Calibri" w:hAnsi="Calibri"/>
           <w:b w:val="0"/>
+          <w:bCs w:val="0"/>
           <w:i w:val="1"/>
+          <w:iCs w:val="1"/>
           <w:smallCaps w:val="0"/>
           <w:strike w:val="0"/>
           <w:color w:val="548dd4"/>
@@ -1024,6 +1060,7 @@
       <w:r>
         <w:rPr>
           <w:i w:val="1"/>
+          <w:iCs w:val="1"/>
           <w:color w:val="548dd4"/>
         </w:rPr>
         <w:drawing>
@@ -1038,12 +1075,12 @@
             <wp:extent cx="1200150" cy="1200150"/>
             <wp:effectExtent b="0" l="0" r="0" t="0"/>
             <wp:wrapSquare wrapText="bothSides" distB="0" distT="0" distL="114300" distR="114300"/>
-            <wp:docPr descr="psi-negro.png" id="17" name="image4.png"/>
+            <wp:docPr descr="psi-negro.png" id="17" name="image1.png"/>
             <a:graphic>
               <a:graphicData uri="http://schemas.openxmlformats.org/drawingml/2006/picture">
                 <pic:pic>
                   <pic:nvPicPr>
-                    <pic:cNvPr descr="psi-negro.png" id="0" name="image4.png"/>
+                    <pic:cNvPr descr="psi-negro.png" id="0" name="image1.png"/>
                     <pic:cNvPicPr preferRelativeResize="0"/>
                   </pic:nvPicPr>
                   <pic:blipFill>
@@ -1071,7 +1108,9 @@
         <w:rPr>
           <w:rFonts w:ascii="Calibri" w:cs="Calibri" w:eastAsia="Calibri" w:hAnsi="Calibri"/>
           <w:b w:val="0"/>
+          <w:bCs w:val="0"/>
           <w:i w:val="1"/>
+          <w:iCs w:val="1"/>
           <w:smallCaps w:val="0"/>
           <w:strike w:val="0"/>
           <w:color w:val="548dd4"/>
@@ -1093,12 +1132,12 @@
             <wp:extent cx="1304925" cy="2019300"/>
             <wp:effectExtent b="0" l="0" r="0" t="0"/>
             <wp:wrapSquare wrapText="bothSides" distB="0" distT="0" distL="114300" distR="114300"/>
-            <wp:docPr descr="UNPA.JPG" id="16" name="image3.jpg"/>
+            <wp:docPr descr="UNPA.JPG" id="16" name="image5.jpg"/>
             <a:graphic>
               <a:graphicData uri="http://schemas.openxmlformats.org/drawingml/2006/picture">
                 <pic:pic>
                   <pic:nvPicPr>
-                    <pic:cNvPr descr="UNPA.JPG" id="0" name="image3.jpg"/>
+                    <pic:cNvPr descr="UNPA.JPG" id="0" name="image5.jpg"/>
                     <pic:cNvPicPr preferRelativeResize="0"/>
                   </pic:nvPicPr>
                   <pic:blipFill>
@@ -1154,7 +1193,9 @@
         <w:rPr>
           <w:rFonts w:ascii="Calibri" w:cs="Calibri" w:eastAsia="Calibri" w:hAnsi="Calibri"/>
           <w:b w:val="0"/>
+          <w:bCs w:val="0"/>
           <w:i w:val="1"/>
+          <w:iCs w:val="1"/>
           <w:smallCaps w:val="0"/>
           <w:strike w:val="0"/>
           <w:color w:val="548dd4"/>
@@ -1168,6 +1209,7 @@
       <w:r>
         <w:rPr>
           <w:i w:val="1"/>
+          <w:iCs w:val="1"/>
           <w:color w:val="548dd4"/>
         </w:rPr>
         <mc:AlternateContent>
@@ -1401,7 +1443,9 @@
         <w:rPr>
           <w:rFonts w:ascii="Calibri" w:cs="Calibri" w:eastAsia="Calibri" w:hAnsi="Calibri"/>
           <w:b w:val="0"/>
+          <w:bCs w:val="0"/>
           <w:i w:val="1"/>
+          <w:iCs w:val="1"/>
           <w:smallCaps w:val="0"/>
           <w:strike w:val="0"/>
           <w:color w:val="548dd4"/>
@@ -1447,12 +1491,12 @@
             <wp:extent cx="1200150" cy="1200150"/>
             <wp:effectExtent b="0" l="0" r="0" t="0"/>
             <wp:wrapSquare wrapText="bothSides" distB="0" distT="0" distL="114300" distR="114300"/>
-            <wp:docPr descr="psi-negro.png" id="12" name="image6.png"/>
+            <wp:docPr descr="psi-negro.png" id="12" name="image4.png"/>
             <a:graphic>
               <a:graphicData uri="http://schemas.openxmlformats.org/drawingml/2006/picture">
                 <pic:pic>
                   <pic:nvPicPr>
-                    <pic:cNvPr descr="psi-negro.png" id="0" name="image6.png"/>
+                    <pic:cNvPr descr="psi-negro.png" id="0" name="image4.png"/>
                     <pic:cNvPicPr preferRelativeResize="0"/>
                   </pic:nvPicPr>
                   <pic:blipFill>
@@ -1519,7 +1563,9 @@
         <w:rPr>
           <w:rFonts w:ascii="Cambria" w:cs="Cambria" w:eastAsia="Cambria" w:hAnsi="Cambria"/>
           <w:b w:val="1"/>
+          <w:bCs w:val="1"/>
           <w:i w:val="0"/>
+          <w:iCs w:val="0"/>
           <w:smallCaps w:val="0"/>
           <w:strike w:val="0"/>
           <w:color w:val="366091"/>
@@ -1534,7 +1580,9 @@
         <w:rPr>
           <w:rFonts w:ascii="Cambria" w:cs="Cambria" w:eastAsia="Cambria" w:hAnsi="Cambria"/>
           <w:b w:val="1"/>
+          <w:bCs w:val="1"/>
           <w:i w:val="0"/>
+          <w:iCs w:val="0"/>
           <w:smallCaps w:val="0"/>
           <w:strike w:val="0"/>
           <w:color w:val="366091"/>
@@ -1550,7 +1598,7 @@
     </w:p>
     <w:sdt>
       <w:sdtPr>
-        <w:id w:val="-1046200752"/>
+        <w:id w:val="1271918785"/>
         <w:docPartObj>
           <w:docPartGallery w:val="Table of Contents"/>
           <w:docPartUnique w:val="1"/>
@@ -1567,6 +1615,7 @@
             <w:ind w:left="0"/>
             <w:rPr>
               <w:b w:val="1"/>
+              <w:bCs w:val="1"/>
               <w:color w:val="000000"/>
               <w:u w:val="none"/>
             </w:rPr>
@@ -1581,7 +1630,9 @@
               <w:rPr>
                 <w:rFonts w:ascii="Calibri" w:cs="Calibri" w:eastAsia="Calibri" w:hAnsi="Calibri"/>
                 <w:b w:val="1"/>
+                <w:bCs w:val="1"/>
                 <w:i w:val="0"/>
+                <w:iCs w:val="0"/>
                 <w:smallCaps w:val="0"/>
                 <w:strike w:val="0"/>
                 <w:color w:val="366091"/>
@@ -1621,7 +1672,9 @@
               <w:rPr>
                 <w:rFonts w:ascii="Calibri" w:cs="Calibri" w:eastAsia="Calibri" w:hAnsi="Calibri"/>
                 <w:b w:val="0"/>
+                <w:bCs w:val="0"/>
                 <w:i w:val="1"/>
+                <w:iCs w:val="1"/>
                 <w:smallCaps w:val="0"/>
                 <w:strike w:val="0"/>
                 <w:color w:val="548dd4"/>
@@ -1661,7 +1714,9 @@
               <w:rPr>
                 <w:rFonts w:ascii="Calibri" w:cs="Calibri" w:eastAsia="Calibri" w:hAnsi="Calibri"/>
                 <w:b w:val="0"/>
+                <w:bCs w:val="0"/>
                 <w:i w:val="1"/>
+                <w:iCs w:val="1"/>
                 <w:smallCaps w:val="0"/>
                 <w:strike w:val="0"/>
                 <w:color w:val="548dd4"/>
@@ -1693,6 +1748,7 @@
             <w:ind w:left="0"/>
             <w:rPr>
               <w:b w:val="1"/>
+              <w:bCs w:val="1"/>
               <w:color w:val="000000"/>
               <w:u w:val="none"/>
             </w:rPr>
@@ -1702,7 +1758,9 @@
               <w:rPr>
                 <w:rFonts w:ascii="Calibri" w:cs="Calibri" w:eastAsia="Calibri" w:hAnsi="Calibri"/>
                 <w:b w:val="1"/>
+                <w:bCs w:val="1"/>
                 <w:i w:val="0"/>
+                <w:iCs w:val="0"/>
                 <w:smallCaps w:val="0"/>
                 <w:strike w:val="0"/>
                 <w:color w:val="366091"/>
@@ -1742,7 +1800,9 @@
               <w:rPr>
                 <w:rFonts w:ascii="Calibri" w:cs="Calibri" w:eastAsia="Calibri" w:hAnsi="Calibri"/>
                 <w:b w:val="0"/>
+                <w:bCs w:val="0"/>
                 <w:i w:val="1"/>
+                <w:iCs w:val="1"/>
                 <w:smallCaps w:val="0"/>
                 <w:strike w:val="0"/>
                 <w:color w:val="548dd4"/>
@@ -1782,7 +1842,9 @@
               <w:rPr>
                 <w:rFonts w:ascii="Calibri" w:cs="Calibri" w:eastAsia="Calibri" w:hAnsi="Calibri"/>
                 <w:b w:val="0"/>
+                <w:bCs w:val="0"/>
                 <w:i w:val="1"/>
+                <w:iCs w:val="1"/>
                 <w:smallCaps w:val="0"/>
                 <w:strike w:val="0"/>
                 <w:color w:val="548dd4"/>
@@ -1814,6 +1876,7 @@
             <w:ind w:left="0"/>
             <w:rPr>
               <w:b w:val="1"/>
+              <w:bCs w:val="1"/>
               <w:color w:val="000000"/>
               <w:u w:val="none"/>
             </w:rPr>
@@ -1823,7 +1886,9 @@
               <w:rPr>
                 <w:rFonts w:ascii="Calibri" w:cs="Calibri" w:eastAsia="Calibri" w:hAnsi="Calibri"/>
                 <w:b w:val="1"/>
+                <w:bCs w:val="1"/>
                 <w:i w:val="0"/>
+                <w:iCs w:val="0"/>
                 <w:smallCaps w:val="0"/>
                 <w:strike w:val="0"/>
                 <w:color w:val="366091"/>
@@ -1855,6 +1920,7 @@
             <w:ind w:left="0"/>
             <w:rPr>
               <w:b w:val="1"/>
+              <w:bCs w:val="1"/>
               <w:color w:val="000000"/>
               <w:u w:val="none"/>
             </w:rPr>
@@ -1864,7 +1930,9 @@
               <w:rPr>
                 <w:rFonts w:ascii="Calibri" w:cs="Calibri" w:eastAsia="Calibri" w:hAnsi="Calibri"/>
                 <w:b w:val="1"/>
+                <w:bCs w:val="1"/>
                 <w:i w:val="0"/>
+                <w:iCs w:val="0"/>
                 <w:smallCaps w:val="0"/>
                 <w:strike w:val="0"/>
                 <w:color w:val="366091"/>
@@ -1896,6 +1964,7 @@
             <w:ind w:left="0"/>
             <w:rPr>
               <w:b w:val="1"/>
+              <w:bCs w:val="1"/>
               <w:color w:val="000000"/>
               <w:u w:val="none"/>
             </w:rPr>
@@ -1905,7 +1974,9 @@
               <w:rPr>
                 <w:rFonts w:ascii="Calibri" w:cs="Calibri" w:eastAsia="Calibri" w:hAnsi="Calibri"/>
                 <w:b w:val="1"/>
+                <w:bCs w:val="1"/>
                 <w:i w:val="0"/>
+                <w:iCs w:val="0"/>
                 <w:smallCaps w:val="0"/>
                 <w:strike w:val="0"/>
                 <w:color w:val="366091"/>
@@ -2022,6 +2093,7 @@
         <w:jc w:val="both"/>
         <w:rPr>
           <w:i w:val="1"/>
+          <w:iCs w:val="1"/>
           <w:color w:val="548dd4"/>
         </w:rPr>
       </w:pPr>
@@ -2076,7 +2148,9 @@
         <w:rPr>
           <w:rFonts w:ascii="Calibri" w:cs="Calibri" w:eastAsia="Calibri" w:hAnsi="Calibri"/>
           <w:b w:val="0"/>
+          <w:bCs w:val="0"/>
           <w:i w:val="0"/>
+          <w:iCs w:val="0"/>
           <w:smallCaps w:val="0"/>
           <w:strike w:val="0"/>
           <w:color w:val="000000"/>
@@ -2091,7 +2165,9 @@
         <w:rPr>
           <w:rFonts w:ascii="Calibri" w:cs="Calibri" w:eastAsia="Calibri" w:hAnsi="Calibri"/>
           <w:b w:val="0"/>
+          <w:bCs w:val="0"/>
           <w:i w:val="0"/>
+          <w:iCs w:val="0"/>
           <w:smallCaps w:val="0"/>
           <w:strike w:val="0"/>
           <w:color w:val="000000"/>
@@ -2125,7 +2201,9 @@
         <w:rPr>
           <w:rFonts w:ascii="Calibri" w:cs="Calibri" w:eastAsia="Calibri" w:hAnsi="Calibri"/>
           <w:b w:val="0"/>
+          <w:bCs w:val="0"/>
           <w:i w:val="0"/>
+          <w:iCs w:val="0"/>
           <w:smallCaps w:val="0"/>
           <w:strike w:val="0"/>
           <w:color w:val="000000"/>
@@ -2150,7 +2228,9 @@
         <w:rPr>
           <w:rFonts w:ascii="Calibri" w:cs="Calibri" w:eastAsia="Calibri" w:hAnsi="Calibri"/>
           <w:b w:val="0"/>
+          <w:bCs w:val="0"/>
           <w:i w:val="1"/>
+          <w:iCs w:val="1"/>
           <w:smallCaps w:val="0"/>
           <w:strike w:val="0"/>
           <w:color w:val="548dd4"/>
@@ -2359,7 +2439,9 @@
         <w:rPr>
           <w:rFonts w:ascii="Calibri" w:cs="Calibri" w:eastAsia="Calibri" w:hAnsi="Calibri"/>
           <w:b w:val="0"/>
+          <w:bCs w:val="0"/>
           <w:i w:val="0"/>
+          <w:iCs w:val="0"/>
           <w:smallCaps w:val="0"/>
           <w:strike w:val="0"/>
           <w:color w:val="000000"/>
@@ -2441,6 +2523,7 @@
         <w:jc w:val="both"/>
         <w:rPr>
           <w:i w:val="1"/>
+          <w:iCs w:val="1"/>
           <w:color w:val="548dd4"/>
         </w:rPr>
       </w:pPr>
@@ -2753,6 +2836,7 @@
         <w:jc w:val="both"/>
         <w:rPr>
           <w:i w:val="1"/>
+          <w:iCs w:val="1"/>
           <w:color w:val="548dd4"/>
         </w:rPr>
       </w:pPr>
@@ -2785,7 +2869,9 @@
         <w:rPr>
           <w:rFonts w:ascii="Calibri" w:cs="Calibri" w:eastAsia="Calibri" w:hAnsi="Calibri"/>
           <w:b w:val="0"/>
+          <w:bCs w:val="0"/>
           <w:i w:val="1"/>
+          <w:iCs w:val="1"/>
           <w:smallCaps w:val="0"/>
           <w:strike w:val="0"/>
           <w:color w:val="548dd4"/>
@@ -2848,6 +2934,7 @@
         <w:rPr>
           <w:rFonts w:ascii="Calibri" w:cs="Calibri" w:eastAsia="Calibri" w:hAnsi="Calibri"/>
           <w:b w:val="0"/>
+          <w:bCs w:val="0"/>
           <w:smallCaps w:val="0"/>
           <w:strike w:val="0"/>
           <w:sz w:val="22"/>
@@ -3172,7 +3259,9 @@
         <w:rPr>
           <w:rFonts w:ascii="Cambria" w:cs="Cambria" w:eastAsia="Cambria" w:hAnsi="Cambria"/>
           <w:b w:val="1"/>
+          <w:bCs w:val="1"/>
           <w:i w:val="0"/>
+          <w:iCs w:val="0"/>
           <w:smallCaps w:val="0"/>
           <w:strike w:val="0"/>
           <w:color w:val="366091"/>
@@ -3251,7 +3340,9 @@
               <w:rPr>
                 <w:rFonts w:ascii="Calibri" w:cs="Calibri" w:eastAsia="Calibri" w:hAnsi="Calibri"/>
                 <w:b w:val="0"/>
+                <w:bCs w:val="0"/>
                 <w:i w:val="0"/>
+                <w:iCs w:val="0"/>
                 <w:smallCaps w:val="0"/>
                 <w:strike w:val="0"/>
                 <w:color w:val="000000"/>
@@ -3266,7 +3357,9 @@
               <w:rPr>
                 <w:rFonts w:ascii="Calibri" w:cs="Calibri" w:eastAsia="Calibri" w:hAnsi="Calibri"/>
                 <w:b w:val="0"/>
+                <w:bCs w:val="0"/>
                 <w:i w:val="0"/>
+                <w:iCs w:val="0"/>
                 <w:smallCaps w:val="0"/>
                 <w:strike w:val="0"/>
                 <w:color w:val="000000"/>
@@ -3306,7 +3399,9 @@
               <w:rPr>
                 <w:rFonts w:ascii="Calibri" w:cs="Calibri" w:eastAsia="Calibri" w:hAnsi="Calibri"/>
                 <w:b w:val="0"/>
+                <w:bCs w:val="0"/>
                 <w:i w:val="0"/>
+                <w:iCs w:val="0"/>
                 <w:smallCaps w:val="0"/>
                 <w:strike w:val="0"/>
                 <w:color w:val="000000"/>
@@ -3321,7 +3416,9 @@
               <w:rPr>
                 <w:rFonts w:ascii="Calibri" w:cs="Calibri" w:eastAsia="Calibri" w:hAnsi="Calibri"/>
                 <w:b w:val="0"/>
+                <w:bCs w:val="0"/>
                 <w:i w:val="0"/>
+                <w:iCs w:val="0"/>
                 <w:smallCaps w:val="0"/>
                 <w:strike w:val="0"/>
                 <w:color w:val="000000"/>
@@ -3361,7 +3458,9 @@
               <w:rPr>
                 <w:rFonts w:ascii="Calibri" w:cs="Calibri" w:eastAsia="Calibri" w:hAnsi="Calibri"/>
                 <w:b w:val="0"/>
+                <w:bCs w:val="0"/>
                 <w:i w:val="0"/>
+                <w:iCs w:val="0"/>
                 <w:smallCaps w:val="0"/>
                 <w:strike w:val="0"/>
                 <w:color w:val="000000"/>
@@ -3376,7 +3475,9 @@
               <w:rPr>
                 <w:rFonts w:ascii="Calibri" w:cs="Calibri" w:eastAsia="Calibri" w:hAnsi="Calibri"/>
                 <w:b w:val="0"/>
+                <w:bCs w:val="0"/>
                 <w:i w:val="0"/>
+                <w:iCs w:val="0"/>
                 <w:smallCaps w:val="0"/>
                 <w:strike w:val="0"/>
                 <w:color w:val="000000"/>
@@ -3416,7 +3517,9 @@
               <w:rPr>
                 <w:rFonts w:ascii="Calibri" w:cs="Calibri" w:eastAsia="Calibri" w:hAnsi="Calibri"/>
                 <w:b w:val="0"/>
+                <w:bCs w:val="0"/>
                 <w:i w:val="0"/>
+                <w:iCs w:val="0"/>
                 <w:smallCaps w:val="0"/>
                 <w:strike w:val="0"/>
                 <w:color w:val="000000"/>
@@ -3468,7 +3571,9 @@
               <w:rPr>
                 <w:rFonts w:ascii="Calibri" w:cs="Calibri" w:eastAsia="Calibri" w:hAnsi="Calibri"/>
                 <w:b w:val="0"/>
+                <w:bCs w:val="0"/>
                 <w:i w:val="0"/>
+                <w:iCs w:val="0"/>
                 <w:smallCaps w:val="0"/>
                 <w:strike w:val="0"/>
                 <w:color w:val="000000"/>
@@ -3570,6 +3675,7 @@
               <w:rPr>
                 <w:rFonts w:ascii="Calibri" w:cs="Calibri" w:eastAsia="Calibri" w:hAnsi="Calibri"/>
                 <w:b w:val="0"/>
+                <w:bCs w:val="0"/>
                 <w:smallCaps w:val="0"/>
                 <w:strike w:val="0"/>
                 <w:sz w:val="22"/>
@@ -3622,6 +3728,7 @@
               <w:rPr>
                 <w:rFonts w:ascii="Calibri" w:cs="Calibri" w:eastAsia="Calibri" w:hAnsi="Calibri"/>
                 <w:b w:val="0"/>
+                <w:bCs w:val="0"/>
                 <w:smallCaps w:val="0"/>
                 <w:strike w:val="0"/>
                 <w:sz w:val="22"/>
@@ -3715,6 +3822,7 @@
               <w:rPr>
                 <w:rFonts w:ascii="Calibri" w:cs="Calibri" w:eastAsia="Calibri" w:hAnsi="Calibri"/>
                 <w:b w:val="0"/>
+                <w:bCs w:val="0"/>
                 <w:smallCaps w:val="0"/>
                 <w:strike w:val="0"/>
                 <w:sz w:val="22"/>
@@ -4197,6 +4305,7 @@
               <w:rPr>
                 <w:rFonts w:ascii="Calibri" w:cs="Calibri" w:eastAsia="Calibri" w:hAnsi="Calibri"/>
                 <w:b w:val="0"/>
+                <w:bCs w:val="0"/>
                 <w:smallCaps w:val="0"/>
                 <w:strike w:val="0"/>
                 <w:sz w:val="22"/>
@@ -4249,6 +4358,7 @@
               <w:rPr>
                 <w:rFonts w:ascii="Calibri" w:cs="Calibri" w:eastAsia="Calibri" w:hAnsi="Calibri"/>
                 <w:b w:val="0"/>
+                <w:bCs w:val="0"/>
                 <w:smallCaps w:val="0"/>
                 <w:strike w:val="0"/>
                 <w:sz w:val="22"/>
@@ -4301,6 +4411,7 @@
               <w:rPr>
                 <w:rFonts w:ascii="Calibri" w:cs="Calibri" w:eastAsia="Calibri" w:hAnsi="Calibri"/>
                 <w:b w:val="0"/>
+                <w:bCs w:val="0"/>
                 <w:smallCaps w:val="0"/>
                 <w:strike w:val="0"/>
                 <w:sz w:val="22"/>
@@ -4353,6 +4464,7 @@
               <w:rPr>
                 <w:rFonts w:ascii="Calibri" w:cs="Calibri" w:eastAsia="Calibri" w:hAnsi="Calibri"/>
                 <w:b w:val="0"/>
+                <w:bCs w:val="0"/>
                 <w:smallCaps w:val="0"/>
                 <w:strike w:val="0"/>
                 <w:sz w:val="22"/>
@@ -4649,6 +4761,7 @@
               <w:rPr>
                 <w:rFonts w:ascii="Calibri" w:cs="Calibri" w:eastAsia="Calibri" w:hAnsi="Calibri"/>
                 <w:b w:val="0"/>
+                <w:bCs w:val="0"/>
                 <w:smallCaps w:val="0"/>
                 <w:strike w:val="0"/>
                 <w:sz w:val="22"/>
@@ -4701,6 +4814,7 @@
               <w:rPr>
                 <w:rFonts w:ascii="Calibri" w:cs="Calibri" w:eastAsia="Calibri" w:hAnsi="Calibri"/>
                 <w:b w:val="0"/>
+                <w:bCs w:val="0"/>
                 <w:smallCaps w:val="0"/>
                 <w:strike w:val="0"/>
                 <w:sz w:val="22"/>
@@ -4753,6 +4867,7 @@
               <w:rPr>
                 <w:rFonts w:ascii="Calibri" w:cs="Calibri" w:eastAsia="Calibri" w:hAnsi="Calibri"/>
                 <w:b w:val="0"/>
+                <w:bCs w:val="0"/>
                 <w:smallCaps w:val="0"/>
                 <w:strike w:val="0"/>
                 <w:sz w:val="22"/>
@@ -4794,6 +4909,7 @@
               <w:rPr>
                 <w:rFonts w:ascii="Calibri" w:cs="Calibri" w:eastAsia="Calibri" w:hAnsi="Calibri"/>
                 <w:b w:val="0"/>
+                <w:bCs w:val="0"/>
                 <w:smallCaps w:val="0"/>
                 <w:strike w:val="0"/>
                 <w:sz w:val="22"/>
@@ -5049,6 +5165,7 @@
               <w:rPr>
                 <w:rFonts w:ascii="Calibri" w:cs="Calibri" w:eastAsia="Calibri" w:hAnsi="Calibri"/>
                 <w:b w:val="0"/>
+                <w:bCs w:val="0"/>
                 <w:smallCaps w:val="0"/>
                 <w:strike w:val="0"/>
                 <w:sz w:val="22"/>
@@ -5101,6 +5218,7 @@
               <w:rPr>
                 <w:rFonts w:ascii="Calibri" w:cs="Calibri" w:eastAsia="Calibri" w:hAnsi="Calibri"/>
                 <w:b w:val="0"/>
+                <w:bCs w:val="0"/>
                 <w:smallCaps w:val="0"/>
                 <w:strike w:val="0"/>
                 <w:sz w:val="22"/>
@@ -5153,6 +5271,7 @@
               <w:rPr>
                 <w:rFonts w:ascii="Calibri" w:cs="Calibri" w:eastAsia="Calibri" w:hAnsi="Calibri"/>
                 <w:b w:val="0"/>
+                <w:bCs w:val="0"/>
                 <w:smallCaps w:val="0"/>
                 <w:strike w:val="0"/>
                 <w:sz w:val="22"/>
@@ -5205,6 +5324,7 @@
               <w:rPr>
                 <w:rFonts w:ascii="Calibri" w:cs="Calibri" w:eastAsia="Calibri" w:hAnsi="Calibri"/>
                 <w:b w:val="0"/>
+                <w:bCs w:val="0"/>
                 <w:smallCaps w:val="0"/>
                 <w:strike w:val="0"/>
                 <w:sz w:val="22"/>
@@ -5293,6 +5413,7 @@
               <w:rPr>
                 <w:rFonts w:ascii="Calibri" w:cs="Calibri" w:eastAsia="Calibri" w:hAnsi="Calibri"/>
                 <w:b w:val="0"/>
+                <w:bCs w:val="0"/>
                 <w:smallCaps w:val="0"/>
                 <w:strike w:val="0"/>
                 <w:sz w:val="22"/>
@@ -5345,6 +5466,7 @@
               <w:rPr>
                 <w:rFonts w:ascii="Calibri" w:cs="Calibri" w:eastAsia="Calibri" w:hAnsi="Calibri"/>
                 <w:b w:val="0"/>
+                <w:bCs w:val="0"/>
                 <w:smallCaps w:val="0"/>
                 <w:strike w:val="0"/>
                 <w:sz w:val="22"/>
@@ -5397,6 +5519,7 @@
               <w:rPr>
                 <w:rFonts w:ascii="Calibri" w:cs="Calibri" w:eastAsia="Calibri" w:hAnsi="Calibri"/>
                 <w:b w:val="0"/>
+                <w:bCs w:val="0"/>
                 <w:smallCaps w:val="0"/>
                 <w:strike w:val="0"/>
                 <w:sz w:val="22"/>
@@ -5449,6 +5572,7 @@
               <w:rPr>
                 <w:rFonts w:ascii="Calibri" w:cs="Calibri" w:eastAsia="Calibri" w:hAnsi="Calibri"/>
                 <w:b w:val="0"/>
+                <w:bCs w:val="0"/>
                 <w:smallCaps w:val="0"/>
                 <w:strike w:val="0"/>
                 <w:sz w:val="22"/>
@@ -5548,6 +5672,7 @@
               <w:rPr>
                 <w:rFonts w:ascii="Calibri" w:cs="Calibri" w:eastAsia="Calibri" w:hAnsi="Calibri"/>
                 <w:b w:val="0"/>
+                <w:bCs w:val="0"/>
                 <w:smallCaps w:val="0"/>
                 <w:strike w:val="0"/>
                 <w:sz w:val="22"/>
@@ -5600,6 +5725,7 @@
               <w:rPr>
                 <w:rFonts w:ascii="Calibri" w:cs="Calibri" w:eastAsia="Calibri" w:hAnsi="Calibri"/>
                 <w:b w:val="0"/>
+                <w:bCs w:val="0"/>
                 <w:smallCaps w:val="0"/>
                 <w:strike w:val="0"/>
                 <w:sz w:val="22"/>
@@ -5770,6 +5896,7 @@
               <w:rPr>
                 <w:rFonts w:ascii="Calibri" w:cs="Calibri" w:eastAsia="Calibri" w:hAnsi="Calibri"/>
                 <w:b w:val="0"/>
+                <w:bCs w:val="0"/>
                 <w:smallCaps w:val="0"/>
                 <w:strike w:val="0"/>
                 <w:sz w:val="22"/>
@@ -5822,6 +5949,7 @@
               <w:rPr>
                 <w:rFonts w:ascii="Calibri" w:cs="Calibri" w:eastAsia="Calibri" w:hAnsi="Calibri"/>
                 <w:b w:val="0"/>
+                <w:bCs w:val="0"/>
                 <w:smallCaps w:val="0"/>
                 <w:strike w:val="0"/>
                 <w:sz w:val="22"/>
@@ -5874,6 +6002,7 @@
               <w:rPr>
                 <w:rFonts w:ascii="Calibri" w:cs="Calibri" w:eastAsia="Calibri" w:hAnsi="Calibri"/>
                 <w:b w:val="0"/>
+                <w:bCs w:val="0"/>
                 <w:smallCaps w:val="0"/>
                 <w:strike w:val="0"/>
                 <w:sz w:val="22"/>
@@ -5926,6 +6055,7 @@
               <w:rPr>
                 <w:rFonts w:ascii="Calibri" w:cs="Calibri" w:eastAsia="Calibri" w:hAnsi="Calibri"/>
                 <w:b w:val="0"/>
+                <w:bCs w:val="0"/>
                 <w:smallCaps w:val="0"/>
                 <w:strike w:val="0"/>
                 <w:sz w:val="22"/>
@@ -6014,6 +6144,7 @@
               <w:rPr>
                 <w:rFonts w:ascii="Calibri" w:cs="Calibri" w:eastAsia="Calibri" w:hAnsi="Calibri"/>
                 <w:b w:val="0"/>
+                <w:bCs w:val="0"/>
                 <w:smallCaps w:val="0"/>
                 <w:strike w:val="0"/>
                 <w:sz w:val="22"/>
@@ -6066,6 +6197,7 @@
               <w:rPr>
                 <w:rFonts w:ascii="Calibri" w:cs="Calibri" w:eastAsia="Calibri" w:hAnsi="Calibri"/>
                 <w:b w:val="0"/>
+                <w:bCs w:val="0"/>
                 <w:smallCaps w:val="0"/>
                 <w:strike w:val="0"/>
                 <w:sz w:val="22"/>
@@ -6118,6 +6250,7 @@
               <w:rPr>
                 <w:rFonts w:ascii="Calibri" w:cs="Calibri" w:eastAsia="Calibri" w:hAnsi="Calibri"/>
                 <w:b w:val="0"/>
+                <w:bCs w:val="0"/>
                 <w:smallCaps w:val="0"/>
                 <w:strike w:val="0"/>
                 <w:sz w:val="22"/>
@@ -6159,6 +6292,7 @@
               <w:rPr>
                 <w:rFonts w:ascii="Calibri" w:cs="Calibri" w:eastAsia="Calibri" w:hAnsi="Calibri"/>
                 <w:b w:val="0"/>
+                <w:bCs w:val="0"/>
                 <w:smallCaps w:val="0"/>
                 <w:strike w:val="0"/>
                 <w:sz w:val="22"/>
@@ -6247,6 +6381,7 @@
               <w:rPr>
                 <w:rFonts w:ascii="Calibri" w:cs="Calibri" w:eastAsia="Calibri" w:hAnsi="Calibri"/>
                 <w:b w:val="0"/>
+                <w:bCs w:val="0"/>
                 <w:smallCaps w:val="0"/>
                 <w:strike w:val="0"/>
                 <w:sz w:val="22"/>
@@ -6299,6 +6434,7 @@
               <w:rPr>
                 <w:rFonts w:ascii="Calibri" w:cs="Calibri" w:eastAsia="Calibri" w:hAnsi="Calibri"/>
                 <w:b w:val="0"/>
+                <w:bCs w:val="0"/>
                 <w:smallCaps w:val="0"/>
                 <w:strike w:val="0"/>
                 <w:sz w:val="22"/>
@@ -6392,6 +6528,7 @@
               <w:rPr>
                 <w:rFonts w:ascii="Calibri" w:cs="Calibri" w:eastAsia="Calibri" w:hAnsi="Calibri"/>
                 <w:b w:val="0"/>
+                <w:bCs w:val="0"/>
                 <w:smallCaps w:val="0"/>
                 <w:strike w:val="0"/>
                 <w:sz w:val="22"/>
@@ -6636,6 +6773,7 @@
               <w:rPr>
                 <w:rFonts w:ascii="Calibri" w:cs="Calibri" w:eastAsia="Calibri" w:hAnsi="Calibri"/>
                 <w:b w:val="0"/>
+                <w:bCs w:val="0"/>
                 <w:smallCaps w:val="0"/>
                 <w:strike w:val="0"/>
                 <w:sz w:val="22"/>
@@ -6688,6 +6826,7 @@
               <w:rPr>
                 <w:rFonts w:ascii="Calibri" w:cs="Calibri" w:eastAsia="Calibri" w:hAnsi="Calibri"/>
                 <w:b w:val="0"/>
+                <w:bCs w:val="0"/>
                 <w:smallCaps w:val="0"/>
                 <w:strike w:val="0"/>
                 <w:sz w:val="22"/>
@@ -6781,6 +6920,7 @@
               <w:rPr>
                 <w:rFonts w:ascii="Calibri" w:cs="Calibri" w:eastAsia="Calibri" w:hAnsi="Calibri"/>
                 <w:b w:val="0"/>
+                <w:bCs w:val="0"/>
                 <w:smallCaps w:val="0"/>
                 <w:strike w:val="0"/>
                 <w:sz w:val="22"/>
@@ -7080,6 +7220,7 @@
               <w:rPr>
                 <w:rFonts w:ascii="Calibri" w:cs="Calibri" w:eastAsia="Calibri" w:hAnsi="Calibri"/>
                 <w:b w:val="0"/>
+                <w:bCs w:val="0"/>
                 <w:smallCaps w:val="0"/>
                 <w:strike w:val="0"/>
                 <w:sz w:val="22"/>
@@ -7132,6 +7273,7 @@
               <w:rPr>
                 <w:rFonts w:ascii="Calibri" w:cs="Calibri" w:eastAsia="Calibri" w:hAnsi="Calibri"/>
                 <w:b w:val="0"/>
+                <w:bCs w:val="0"/>
                 <w:smallCaps w:val="0"/>
                 <w:strike w:val="0"/>
                 <w:sz w:val="22"/>
@@ -7184,6 +7326,7 @@
               <w:rPr>
                 <w:rFonts w:ascii="Calibri" w:cs="Calibri" w:eastAsia="Calibri" w:hAnsi="Calibri"/>
                 <w:b w:val="0"/>
+                <w:bCs w:val="0"/>
                 <w:smallCaps w:val="0"/>
                 <w:strike w:val="0"/>
                 <w:sz w:val="22"/>
@@ -7236,6 +7379,7 @@
               <w:rPr>
                 <w:rFonts w:ascii="Calibri" w:cs="Calibri" w:eastAsia="Calibri" w:hAnsi="Calibri"/>
                 <w:b w:val="0"/>
+                <w:bCs w:val="0"/>
                 <w:smallCaps w:val="0"/>
                 <w:strike w:val="0"/>
                 <w:sz w:val="22"/>
@@ -7335,6 +7479,7 @@
               <w:rPr>
                 <w:rFonts w:ascii="Calibri" w:cs="Calibri" w:eastAsia="Calibri" w:hAnsi="Calibri"/>
                 <w:b w:val="0"/>
+                <w:bCs w:val="0"/>
                 <w:smallCaps w:val="0"/>
                 <w:strike w:val="0"/>
                 <w:sz w:val="22"/>
@@ -7387,6 +7532,7 @@
               <w:rPr>
                 <w:rFonts w:ascii="Calibri" w:cs="Calibri" w:eastAsia="Calibri" w:hAnsi="Calibri"/>
                 <w:b w:val="0"/>
+                <w:bCs w:val="0"/>
                 <w:smallCaps w:val="0"/>
                 <w:strike w:val="0"/>
                 <w:sz w:val="22"/>
@@ -7439,6 +7585,7 @@
               <w:rPr>
                 <w:rFonts w:ascii="Calibri" w:cs="Calibri" w:eastAsia="Calibri" w:hAnsi="Calibri"/>
                 <w:b w:val="0"/>
+                <w:bCs w:val="0"/>
                 <w:smallCaps w:val="0"/>
                 <w:strike w:val="0"/>
                 <w:sz w:val="22"/>
@@ -7771,6 +7918,7 @@
               <w:rPr>
                 <w:rFonts w:ascii="Calibri" w:cs="Calibri" w:eastAsia="Calibri" w:hAnsi="Calibri"/>
                 <w:b w:val="0"/>
+                <w:bCs w:val="0"/>
                 <w:smallCaps w:val="0"/>
                 <w:strike w:val="0"/>
                 <w:sz w:val="22"/>
@@ -7823,6 +7971,7 @@
               <w:rPr>
                 <w:rFonts w:ascii="Calibri" w:cs="Calibri" w:eastAsia="Calibri" w:hAnsi="Calibri"/>
                 <w:b w:val="0"/>
+                <w:bCs w:val="0"/>
                 <w:smallCaps w:val="0"/>
                 <w:strike w:val="0"/>
                 <w:sz w:val="22"/>
@@ -7875,6 +8024,7 @@
               <w:rPr>
                 <w:rFonts w:ascii="Calibri" w:cs="Calibri" w:eastAsia="Calibri" w:hAnsi="Calibri"/>
                 <w:b w:val="0"/>
+                <w:bCs w:val="0"/>
                 <w:smallCaps w:val="0"/>
                 <w:strike w:val="0"/>
                 <w:sz w:val="22"/>
@@ -7927,6 +8077,7 @@
               <w:rPr>
                 <w:rFonts w:ascii="Calibri" w:cs="Calibri" w:eastAsia="Calibri" w:hAnsi="Calibri"/>
                 <w:b w:val="0"/>
+                <w:bCs w:val="0"/>
                 <w:smallCaps w:val="0"/>
                 <w:strike w:val="0"/>
                 <w:sz w:val="22"/>
@@ -8093,6 +8244,7 @@
               <w:rPr>
                 <w:rFonts w:ascii="Calibri" w:cs="Calibri" w:eastAsia="Calibri" w:hAnsi="Calibri"/>
                 <w:b w:val="0"/>
+                <w:bCs w:val="0"/>
                 <w:smallCaps w:val="0"/>
                 <w:strike w:val="0"/>
                 <w:sz w:val="22"/>
@@ -8283,6 +8435,7 @@
               <w:rPr>
                 <w:rFonts w:ascii="Calibri" w:cs="Calibri" w:eastAsia="Calibri" w:hAnsi="Calibri"/>
                 <w:b w:val="0"/>
+                <w:bCs w:val="0"/>
                 <w:smallCaps w:val="0"/>
                 <w:strike w:val="0"/>
                 <w:sz w:val="22"/>
@@ -8335,6 +8488,7 @@
               <w:rPr>
                 <w:rFonts w:ascii="Calibri" w:cs="Calibri" w:eastAsia="Calibri" w:hAnsi="Calibri"/>
                 <w:b w:val="0"/>
+                <w:bCs w:val="0"/>
                 <w:smallCaps w:val="0"/>
                 <w:strike w:val="0"/>
                 <w:sz w:val="22"/>
@@ -8434,6 +8588,7 @@
               <w:rPr>
                 <w:rFonts w:ascii="Calibri" w:cs="Calibri" w:eastAsia="Calibri" w:hAnsi="Calibri"/>
                 <w:b w:val="0"/>
+                <w:bCs w:val="0"/>
                 <w:smallCaps w:val="0"/>
                 <w:strike w:val="0"/>
                 <w:sz w:val="22"/>
@@ -8486,6 +8641,7 @@
               <w:rPr>
                 <w:rFonts w:ascii="Calibri" w:cs="Calibri" w:eastAsia="Calibri" w:hAnsi="Calibri"/>
                 <w:b w:val="0"/>
+                <w:bCs w:val="0"/>
                 <w:smallCaps w:val="0"/>
                 <w:strike w:val="0"/>
                 <w:sz w:val="22"/>
@@ -8538,6 +8694,7 @@
               <w:rPr>
                 <w:rFonts w:ascii="Calibri" w:cs="Calibri" w:eastAsia="Calibri" w:hAnsi="Calibri"/>
                 <w:b w:val="0"/>
+                <w:bCs w:val="0"/>
                 <w:smallCaps w:val="0"/>
                 <w:strike w:val="0"/>
                 <w:sz w:val="22"/>
@@ -8715,7 +8872,9 @@
         <w:rPr>
           <w:rFonts w:ascii="Calibri" w:cs="Calibri" w:eastAsia="Calibri" w:hAnsi="Calibri"/>
           <w:b w:val="0"/>
+          <w:bCs w:val="0"/>
           <w:i w:val="0"/>
+          <w:iCs w:val="0"/>
           <w:smallCaps w:val="0"/>
           <w:strike w:val="0"/>
           <w:color w:val="000000"/>
@@ -8732,7 +8891,9 @@
         <w:rPr>
           <w:rFonts w:ascii="Calibri" w:cs="Calibri" w:eastAsia="Calibri" w:hAnsi="Calibri"/>
           <w:b w:val="0"/>
+          <w:bCs w:val="0"/>
           <w:i w:val="0"/>
+          <w:iCs w:val="0"/>
           <w:smallCaps w:val="0"/>
           <w:strike w:val="0"/>
           <w:color w:val="000000"/>
@@ -9049,7 +9210,9 @@
         <w:rPr>
           <w:rFonts w:ascii="Calibri" w:cs="Calibri" w:eastAsia="Calibri" w:hAnsi="Calibri"/>
           <w:b w:val="0"/>
+          <w:bCs w:val="0"/>
           <w:i w:val="0"/>
+          <w:iCs w:val="0"/>
           <w:smallCaps w:val="0"/>
           <w:strike w:val="0"/>
           <w:color w:val="000000"/>
@@ -9125,6 +9288,7 @@
         <w:jc w:val="both"/>
         <w:rPr>
           <w:i w:val="1"/>
+          <w:iCs w:val="1"/>
         </w:rPr>
       </w:pPr>
       <w:r>
@@ -9148,6 +9312,7 @@
         <w:jc w:val="both"/>
         <w:rPr>
           <w:i w:val="1"/>
+          <w:iCs w:val="1"/>
         </w:rPr>
       </w:pPr>
       <w:r>
@@ -9171,6 +9336,7 @@
         <w:jc w:val="both"/>
         <w:rPr>
           <w:i w:val="1"/>
+          <w:iCs w:val="1"/>
         </w:rPr>
       </w:pPr>
       <w:hyperlink r:id="rId10">
@@ -9387,6 +9553,7 @@
         <w:jc w:val="both"/>
         <w:rPr>
           <w:i w:val="1"/>
+          <w:iCs w:val="1"/>
         </w:rPr>
       </w:pPr>
       <w:r>
@@ -9410,6 +9577,7 @@
         <w:jc w:val="both"/>
         <w:rPr>
           <w:i w:val="1"/>
+          <w:iCs w:val="1"/>
         </w:rPr>
       </w:pPr>
       <w:r>
@@ -9806,6 +9974,7 @@
         <w:rPr>
           <w:rFonts w:ascii="Cambria" w:cs="Cambria" w:eastAsia="Cambria" w:hAnsi="Cambria"/>
           <w:b w:val="1"/>
+          <w:bCs w:val="1"/>
           <w:color w:val="366091"/>
           <w:sz w:val="28"/>
           <w:szCs w:val="28"/>
@@ -9900,6 +10069,7 @@
         <w:rPr>
           <w:rFonts w:ascii="Cambria" w:cs="Cambria" w:eastAsia="Cambria" w:hAnsi="Cambria"/>
           <w:b w:val="1"/>
+          <w:bCs w:val="1"/>
           <w:color w:val="4f81bd"/>
           <w:sz w:val="26"/>
           <w:szCs w:val="26"/>
@@ -9995,6 +10165,7 @@
       <w:pPr>
         <w:rPr>
           <w:i w:val="1"/>
+          <w:iCs w:val="1"/>
         </w:rPr>
       </w:pPr>
       <w:r>
@@ -10022,12 +10193,12 @@
             <wp:extent cx="7066598" cy="445641"/>
             <wp:effectExtent b="0" l="0" r="0" t="0"/>
             <wp:wrapSquare wrapText="bothSides" distB="114300" distT="114300" distL="114300" distR="114300"/>
-            <wp:docPr id="15" name="image5.png"/>
+            <wp:docPr id="15" name="image6.png"/>
             <a:graphic>
               <a:graphicData uri="http://schemas.openxmlformats.org/drawingml/2006/picture">
                 <pic:pic>
                   <pic:nvPicPr>
-                    <pic:cNvPr id="0" name="image5.png"/>
+                    <pic:cNvPr id="0" name="image6.png"/>
                     <pic:cNvPicPr preferRelativeResize="0"/>
                   </pic:nvPicPr>
                   <pic:blipFill>
@@ -10793,12 +10964,12 @@
           <wp:extent cx="669290" cy="669290"/>
           <wp:effectExtent b="0" l="0" r="0" t="0"/>
           <wp:wrapSquare wrapText="bothSides" distB="0" distT="0" distL="114300" distR="114300"/>
-          <wp:docPr descr="psi-negro.png" id="18" name="image2.png"/>
+          <wp:docPr descr="psi-negro.png" id="18" name="image3.png"/>
           <a:graphic>
             <a:graphicData uri="http://schemas.openxmlformats.org/drawingml/2006/picture">
               <pic:pic>
                 <pic:nvPicPr>
-                  <pic:cNvPr descr="psi-negro.png" id="0" name="image2.png"/>
+                  <pic:cNvPr descr="psi-negro.png" id="0" name="image3.png"/>
                   <pic:cNvPicPr preferRelativeResize="0"/>
                 </pic:nvPicPr>
                 <pic:blipFill>
@@ -10838,12 +11009,12 @@
           <wp:extent cx="425450" cy="666750"/>
           <wp:effectExtent b="0" l="0" r="0" t="0"/>
           <wp:wrapSquare wrapText="bothSides" distB="0" distT="0" distL="114300" distR="114300"/>
-          <wp:docPr descr="UNPA.JPG" id="13" name="image1.jpg"/>
+          <wp:docPr descr="UNPA.JPG" id="13" name="image2.jpg"/>
           <a:graphic>
             <a:graphicData uri="http://schemas.openxmlformats.org/drawingml/2006/picture">
               <pic:pic>
                 <pic:nvPicPr>
-                  <pic:cNvPr descr="UNPA.JPG" id="0" name="image1.jpg"/>
+                  <pic:cNvPr descr="UNPA.JPG" id="0" name="image2.jpg"/>
                   <pic:cNvPicPr preferRelativeResize="0"/>
                 </pic:nvPicPr>
                 <pic:blipFill>
@@ -12196,6 +12367,7 @@
     <w:rPr>
       <w:rFonts w:ascii="Cambria" w:cs="Cambria" w:eastAsia="Cambria" w:hAnsi="Cambria"/>
       <w:b w:val="1"/>
+      <w:bCs w:val="1"/>
       <w:color w:val="366091"/>
       <w:sz w:val="28"/>
       <w:szCs w:val="28"/>
@@ -12212,6 +12384,7 @@
     <w:rPr>
       <w:rFonts w:ascii="Cambria" w:cs="Cambria" w:eastAsia="Cambria" w:hAnsi="Cambria"/>
       <w:b w:val="1"/>
+      <w:bCs w:val="1"/>
       <w:color w:val="4f81bd"/>
       <w:sz w:val="26"/>
       <w:szCs w:val="26"/>
@@ -12228,6 +12401,7 @@
     <w:rPr>
       <w:rFonts w:ascii="Cambria" w:cs="Cambria" w:eastAsia="Cambria" w:hAnsi="Cambria"/>
       <w:b w:val="1"/>
+      <w:bCs w:val="1"/>
       <w:color w:val="4f81bd"/>
     </w:rPr>
   </w:style>
@@ -12242,7 +12416,9 @@
     <w:rPr>
       <w:rFonts w:ascii="Cambria" w:cs="Cambria" w:eastAsia="Cambria" w:hAnsi="Cambria"/>
       <w:b w:val="1"/>
+      <w:bCs w:val="1"/>
       <w:i w:val="1"/>
+      <w:iCs w:val="1"/>
       <w:color w:val="4f81bd"/>
     </w:rPr>
   </w:style>
@@ -12258,6 +12434,7 @@
     </w:pPr>
     <w:rPr>
       <w:b w:val="1"/>
+      <w:bCs w:val="1"/>
       <w:sz w:val="22"/>
       <w:szCs w:val="22"/>
     </w:rPr>
@@ -12274,6 +12451,7 @@
     </w:pPr>
     <w:rPr>
       <w:b w:val="1"/>
+      <w:bCs w:val="1"/>
       <w:sz w:val="20"/>
       <w:szCs w:val="20"/>
     </w:rPr>
@@ -12308,6 +12486,7 @@
     <w:rPr>
       <w:rFonts w:ascii="Georgia" w:cs="Georgia" w:eastAsia="Georgia" w:hAnsi="Georgia"/>
       <w:i w:val="1"/>
+      <w:iCs w:val="1"/>
       <w:color w:val="666666"/>
       <w:sz w:val="48"/>
       <w:szCs w:val="48"/>

--- a/Etapa Elaboración - Iteración 2/Plan de Iteracion E2 - Kairos - NexTech.docx
+++ b/Etapa Elaboración - Iteración 2/Plan de Iteracion E2 - Kairos - NexTech.docx
@@ -1075,12 +1075,12 @@
             <wp:extent cx="1200150" cy="1200150"/>
             <wp:effectExtent b="0" l="0" r="0" t="0"/>
             <wp:wrapSquare wrapText="bothSides" distB="0" distT="0" distL="114300" distR="114300"/>
-            <wp:docPr descr="psi-negro.png" id="17" name="image1.png"/>
+            <wp:docPr descr="psi-negro.png" id="17" name="image2.png"/>
             <a:graphic>
               <a:graphicData uri="http://schemas.openxmlformats.org/drawingml/2006/picture">
                 <pic:pic>
                   <pic:nvPicPr>
-                    <pic:cNvPr descr="psi-negro.png" id="0" name="image1.png"/>
+                    <pic:cNvPr descr="psi-negro.png" id="0" name="image2.png"/>
                     <pic:cNvPicPr preferRelativeResize="0"/>
                   </pic:nvPicPr>
                   <pic:blipFill>
@@ -1132,12 +1132,12 @@
             <wp:extent cx="1304925" cy="2019300"/>
             <wp:effectExtent b="0" l="0" r="0" t="0"/>
             <wp:wrapSquare wrapText="bothSides" distB="0" distT="0" distL="114300" distR="114300"/>
-            <wp:docPr descr="UNPA.JPG" id="16" name="image5.jpg"/>
+            <wp:docPr descr="UNPA.JPG" id="16" name="image4.jpg"/>
             <a:graphic>
               <a:graphicData uri="http://schemas.openxmlformats.org/drawingml/2006/picture">
                 <pic:pic>
                   <pic:nvPicPr>
-                    <pic:cNvPr descr="UNPA.JPG" id="0" name="image5.jpg"/>
+                    <pic:cNvPr descr="UNPA.JPG" id="0" name="image4.jpg"/>
                     <pic:cNvPicPr preferRelativeResize="0"/>
                   </pic:nvPicPr>
                   <pic:blipFill>
@@ -1491,12 +1491,12 @@
             <wp:extent cx="1200150" cy="1200150"/>
             <wp:effectExtent b="0" l="0" r="0" t="0"/>
             <wp:wrapSquare wrapText="bothSides" distB="0" distT="0" distL="114300" distR="114300"/>
-            <wp:docPr descr="psi-negro.png" id="12" name="image4.png"/>
+            <wp:docPr descr="psi-negro.png" id="12" name="image6.png"/>
             <a:graphic>
               <a:graphicData uri="http://schemas.openxmlformats.org/drawingml/2006/picture">
                 <pic:pic>
                   <pic:nvPicPr>
-                    <pic:cNvPr descr="psi-negro.png" id="0" name="image4.png"/>
+                    <pic:cNvPr descr="psi-negro.png" id="0" name="image6.png"/>
                     <pic:cNvPicPr preferRelativeResize="0"/>
                   </pic:nvPicPr>
                   <pic:blipFill>
@@ -1598,7 +1598,7 @@
     </w:p>
     <w:sdt>
       <w:sdtPr>
-        <w:id w:val="1271918785"/>
+        <w:id w:val="-1300281096"/>
         <w:docPartObj>
           <w:docPartGallery w:val="Table of Contents"/>
           <w:docPartUnique w:val="1"/>
@@ -10193,12 +10193,12 @@
             <wp:extent cx="7066598" cy="445641"/>
             <wp:effectExtent b="0" l="0" r="0" t="0"/>
             <wp:wrapSquare wrapText="bothSides" distB="114300" distT="114300" distL="114300" distR="114300"/>
-            <wp:docPr id="15" name="image6.png"/>
+            <wp:docPr id="15" name="image5.png"/>
             <a:graphic>
               <a:graphicData uri="http://schemas.openxmlformats.org/drawingml/2006/picture">
                 <pic:pic>
                   <pic:nvPicPr>
-                    <pic:cNvPr id="0" name="image6.png"/>
+                    <pic:cNvPr id="0" name="image5.png"/>
                     <pic:cNvPicPr preferRelativeResize="0"/>
                   </pic:nvPicPr>
                   <pic:blipFill>
@@ -10964,12 +10964,12 @@
           <wp:extent cx="669290" cy="669290"/>
           <wp:effectExtent b="0" l="0" r="0" t="0"/>
           <wp:wrapSquare wrapText="bothSides" distB="0" distT="0" distL="114300" distR="114300"/>
-          <wp:docPr descr="psi-negro.png" id="18" name="image3.png"/>
+          <wp:docPr descr="psi-negro.png" id="18" name="image1.png"/>
           <a:graphic>
             <a:graphicData uri="http://schemas.openxmlformats.org/drawingml/2006/picture">
               <pic:pic>
                 <pic:nvPicPr>
-                  <pic:cNvPr descr="psi-negro.png" id="0" name="image3.png"/>
+                  <pic:cNvPr descr="psi-negro.png" id="0" name="image1.png"/>
                   <pic:cNvPicPr preferRelativeResize="0"/>
                 </pic:nvPicPr>
                 <pic:blipFill>
@@ -11009,12 +11009,12 @@
           <wp:extent cx="425450" cy="666750"/>
           <wp:effectExtent b="0" l="0" r="0" t="0"/>
           <wp:wrapSquare wrapText="bothSides" distB="0" distT="0" distL="114300" distR="114300"/>
-          <wp:docPr descr="UNPA.JPG" id="13" name="image2.jpg"/>
+          <wp:docPr descr="UNPA.JPG" id="13" name="image3.jpg"/>
           <a:graphic>
             <a:graphicData uri="http://schemas.openxmlformats.org/drawingml/2006/picture">
               <pic:pic>
                 <pic:nvPicPr>
-                  <pic:cNvPr descr="UNPA.JPG" id="0" name="image2.jpg"/>
+                  <pic:cNvPr descr="UNPA.JPG" id="0" name="image3.jpg"/>
                   <pic:cNvPicPr preferRelativeResize="0"/>
                 </pic:nvPicPr>
                 <pic:blipFill>

--- a/Etapa Elaboración - Iteración 2/Plan de Iteracion E2 - Kairos - NexTech.docx
+++ b/Etapa Elaboración - Iteración 2/Plan de Iteracion E2 - Kairos - NexTech.docx
@@ -1075,12 +1075,12 @@
             <wp:extent cx="1200150" cy="1200150"/>
             <wp:effectExtent b="0" l="0" r="0" t="0"/>
             <wp:wrapSquare wrapText="bothSides" distB="0" distT="0" distL="114300" distR="114300"/>
-            <wp:docPr descr="psi-negro.png" id="17" name="image2.png"/>
+            <wp:docPr descr="psi-negro.png" id="17" name="image1.png"/>
             <a:graphic>
               <a:graphicData uri="http://schemas.openxmlformats.org/drawingml/2006/picture">
                 <pic:pic>
                   <pic:nvPicPr>
-                    <pic:cNvPr descr="psi-negro.png" id="0" name="image2.png"/>
+                    <pic:cNvPr descr="psi-negro.png" id="0" name="image1.png"/>
                     <pic:cNvPicPr preferRelativeResize="0"/>
                   </pic:nvPicPr>
                   <pic:blipFill>
@@ -1598,7 +1598,7 @@
     </w:p>
     <w:sdt>
       <w:sdtPr>
-        <w:id w:val="-1300281096"/>
+        <w:id w:val="-939534130"/>
         <w:docPartObj>
           <w:docPartGallery w:val="Table of Contents"/>
           <w:docPartUnique w:val="1"/>
@@ -10964,12 +10964,12 @@
           <wp:extent cx="669290" cy="669290"/>
           <wp:effectExtent b="0" l="0" r="0" t="0"/>
           <wp:wrapSquare wrapText="bothSides" distB="0" distT="0" distL="114300" distR="114300"/>
-          <wp:docPr descr="psi-negro.png" id="18" name="image1.png"/>
+          <wp:docPr descr="psi-negro.png" id="18" name="image2.png"/>
           <a:graphic>
             <a:graphicData uri="http://schemas.openxmlformats.org/drawingml/2006/picture">
               <pic:pic>
                 <pic:nvPicPr>
-                  <pic:cNvPr descr="psi-negro.png" id="0" name="image1.png"/>
+                  <pic:cNvPr descr="psi-negro.png" id="0" name="image2.png"/>
                   <pic:cNvPicPr preferRelativeResize="0"/>
                 </pic:nvPicPr>
                 <pic:blipFill>

--- a/Etapa Elaboración - Iteración 2/Plan de Iteracion E2 - Kairos - NexTech.docx
+++ b/Etapa Elaboración - Iteración 2/Plan de Iteracion E2 - Kairos - NexTech.docx
@@ -1075,12 +1075,12 @@
             <wp:extent cx="1200150" cy="1200150"/>
             <wp:effectExtent b="0" l="0" r="0" t="0"/>
             <wp:wrapSquare wrapText="bothSides" distB="0" distT="0" distL="114300" distR="114300"/>
-            <wp:docPr descr="psi-negro.png" id="17" name="image1.png"/>
+            <wp:docPr descr="psi-negro.png" id="17" name="image2.png"/>
             <a:graphic>
               <a:graphicData uri="http://schemas.openxmlformats.org/drawingml/2006/picture">
                 <pic:pic>
                   <pic:nvPicPr>
-                    <pic:cNvPr descr="psi-negro.png" id="0" name="image1.png"/>
+                    <pic:cNvPr descr="psi-negro.png" id="0" name="image2.png"/>
                     <pic:cNvPicPr preferRelativeResize="0"/>
                   </pic:nvPicPr>
                   <pic:blipFill>
@@ -1132,12 +1132,12 @@
             <wp:extent cx="1304925" cy="2019300"/>
             <wp:effectExtent b="0" l="0" r="0" t="0"/>
             <wp:wrapSquare wrapText="bothSides" distB="0" distT="0" distL="114300" distR="114300"/>
-            <wp:docPr descr="UNPA.JPG" id="16" name="image4.jpg"/>
+            <wp:docPr descr="UNPA.JPG" id="16" name="image3.jpg"/>
             <a:graphic>
               <a:graphicData uri="http://schemas.openxmlformats.org/drawingml/2006/picture">
                 <pic:pic>
                   <pic:nvPicPr>
-                    <pic:cNvPr descr="UNPA.JPG" id="0" name="image4.jpg"/>
+                    <pic:cNvPr descr="UNPA.JPG" id="0" name="image3.jpg"/>
                     <pic:cNvPicPr preferRelativeResize="0"/>
                   </pic:nvPicPr>
                   <pic:blipFill>
@@ -1491,12 +1491,12 @@
             <wp:extent cx="1200150" cy="1200150"/>
             <wp:effectExtent b="0" l="0" r="0" t="0"/>
             <wp:wrapSquare wrapText="bothSides" distB="0" distT="0" distL="114300" distR="114300"/>
-            <wp:docPr descr="psi-negro.png" id="12" name="image6.png"/>
+            <wp:docPr descr="psi-negro.png" id="12" name="image7.png"/>
             <a:graphic>
               <a:graphicData uri="http://schemas.openxmlformats.org/drawingml/2006/picture">
                 <pic:pic>
                   <pic:nvPicPr>
-                    <pic:cNvPr descr="psi-negro.png" id="0" name="image6.png"/>
+                    <pic:cNvPr descr="psi-negro.png" id="0" name="image7.png"/>
                     <pic:cNvPicPr preferRelativeResize="0"/>
                   </pic:nvPicPr>
                   <pic:blipFill>
@@ -1598,7 +1598,7 @@
     </w:p>
     <w:sdt>
       <w:sdtPr>
-        <w:id w:val="-939534130"/>
+        <w:id w:val="-82550923"/>
         <w:docPartObj>
           <w:docPartGallery w:val="Table of Contents"/>
           <w:docPartUnique w:val="1"/>
@@ -10126,12 +10126,12 @@
           <wp:inline distB="114300" distT="114300" distL="114300" distR="114300">
             <wp:extent cx="5399730" cy="520700"/>
             <wp:effectExtent b="0" l="0" r="0" t="0"/>
-            <wp:docPr id="14" name="image7.png"/>
+            <wp:docPr id="14" name="image6.png"/>
             <a:graphic>
               <a:graphicData uri="http://schemas.openxmlformats.org/drawingml/2006/picture">
                 <pic:pic>
                   <pic:nvPicPr>
-                    <pic:cNvPr id="0" name="image7.png"/>
+                    <pic:cNvPr id="0" name="image6.png"/>
                     <pic:cNvPicPr preferRelativeResize="0"/>
                   </pic:nvPicPr>
                   <pic:blipFill>
@@ -10964,12 +10964,12 @@
           <wp:extent cx="669290" cy="669290"/>
           <wp:effectExtent b="0" l="0" r="0" t="0"/>
           <wp:wrapSquare wrapText="bothSides" distB="0" distT="0" distL="114300" distR="114300"/>
-          <wp:docPr descr="psi-negro.png" id="18" name="image2.png"/>
+          <wp:docPr descr="psi-negro.png" id="18" name="image4.png"/>
           <a:graphic>
             <a:graphicData uri="http://schemas.openxmlformats.org/drawingml/2006/picture">
               <pic:pic>
                 <pic:nvPicPr>
-                  <pic:cNvPr descr="psi-negro.png" id="0" name="image2.png"/>
+                  <pic:cNvPr descr="psi-negro.png" id="0" name="image4.png"/>
                   <pic:cNvPicPr preferRelativeResize="0"/>
                 </pic:nvPicPr>
                 <pic:blipFill>
@@ -11009,12 +11009,12 @@
           <wp:extent cx="425450" cy="666750"/>
           <wp:effectExtent b="0" l="0" r="0" t="0"/>
           <wp:wrapSquare wrapText="bothSides" distB="0" distT="0" distL="114300" distR="114300"/>
-          <wp:docPr descr="UNPA.JPG" id="13" name="image3.jpg"/>
+          <wp:docPr descr="UNPA.JPG" id="13" name="image1.jpg"/>
           <a:graphic>
             <a:graphicData uri="http://schemas.openxmlformats.org/drawingml/2006/picture">
               <pic:pic>
                 <pic:nvPicPr>
-                  <pic:cNvPr descr="UNPA.JPG" id="0" name="image3.jpg"/>
+                  <pic:cNvPr descr="UNPA.JPG" id="0" name="image1.jpg"/>
                   <pic:cNvPicPr preferRelativeResize="0"/>
                 </pic:nvPicPr>
                 <pic:blipFill>

--- a/Etapa Elaboración - Iteración 2/Plan de Iteracion E2 - Kairos - NexTech.docx
+++ b/Etapa Elaboración - Iteración 2/Plan de Iteracion E2 - Kairos - NexTech.docx
@@ -1132,12 +1132,12 @@
             <wp:extent cx="1304925" cy="2019300"/>
             <wp:effectExtent b="0" l="0" r="0" t="0"/>
             <wp:wrapSquare wrapText="bothSides" distB="0" distT="0" distL="114300" distR="114300"/>
-            <wp:docPr descr="UNPA.JPG" id="16" name="image3.jpg"/>
+            <wp:docPr descr="UNPA.JPG" id="16" name="image4.jpg"/>
             <a:graphic>
               <a:graphicData uri="http://schemas.openxmlformats.org/drawingml/2006/picture">
                 <pic:pic>
                   <pic:nvPicPr>
-                    <pic:cNvPr descr="UNPA.JPG" id="0" name="image3.jpg"/>
+                    <pic:cNvPr descr="UNPA.JPG" id="0" name="image4.jpg"/>
                     <pic:cNvPicPr preferRelativeResize="0"/>
                   </pic:nvPicPr>
                   <pic:blipFill>
@@ -1491,12 +1491,12 @@
             <wp:extent cx="1200150" cy="1200150"/>
             <wp:effectExtent b="0" l="0" r="0" t="0"/>
             <wp:wrapSquare wrapText="bothSides" distB="0" distT="0" distL="114300" distR="114300"/>
-            <wp:docPr descr="psi-negro.png" id="12" name="image7.png"/>
+            <wp:docPr descr="psi-negro.png" id="12" name="image6.png"/>
             <a:graphic>
               <a:graphicData uri="http://schemas.openxmlformats.org/drawingml/2006/picture">
                 <pic:pic>
                   <pic:nvPicPr>
-                    <pic:cNvPr descr="psi-negro.png" id="0" name="image7.png"/>
+                    <pic:cNvPr descr="psi-negro.png" id="0" name="image6.png"/>
                     <pic:cNvPicPr preferRelativeResize="0"/>
                   </pic:nvPicPr>
                   <pic:blipFill>
@@ -1598,7 +1598,7 @@
     </w:p>
     <w:sdt>
       <w:sdtPr>
-        <w:id w:val="-82550923"/>
+        <w:id w:val="-551792881"/>
         <w:docPartObj>
           <w:docPartGallery w:val="Table of Contents"/>
           <w:docPartUnique w:val="1"/>
@@ -10014,13 +10014,38 @@
         <w:spacing w:after="240" w:before="240" w:lineRule="auto"/>
         <w:ind w:left="0"/>
         <w:jc w:val="both"/>
-        <w:rPr/>
-      </w:pPr>
-      <w:r>
-        <w:rPr>
-          <w:rtl w:val="0"/>
-        </w:rPr>
-        <w:t xml:space="preserve">Durante esta iteración se lograron cumplir satisfactoriamente todas las entregas mínimas previstas. Se corrigieron problemas detectados en la iteración anterior, especialmente aquellos relacionados con la creación de documentos y la planificación general del trabajo, que en esta oportunidad resultó más clara, ordenada y efectiva.</w:t>
+        <w:rPr>
+          <w:b w:val="1"/>
+          <w:bCs w:val="1"/>
+        </w:rPr>
+      </w:pPr>
+      <w:r>
+        <w:rPr>
+          <w:rtl w:val="0"/>
+        </w:rPr>
+        <w:t xml:space="preserve">Durante esta iteración se lograron cumplir satisfactoriamente todas las entregas mínimas previstas. Se corrigieron problemas detectados en la iteración anterior, especialmente aquellos relacionados con la creación de documentos y la </w:t>
+      </w:r>
+      <w:r>
+        <w:rPr>
+          <w:b w:val="1"/>
+          <w:bCs w:val="1"/>
+          <w:rtl w:val="0"/>
+        </w:rPr>
+        <w:t xml:space="preserve">planificación general del trabajo,</w:t>
+      </w:r>
+      <w:r>
+        <w:rPr>
+          <w:rtl w:val="0"/>
+        </w:rPr>
+        <w:t xml:space="preserve"> que en esta oportunidad resultó </w:t>
+      </w:r>
+      <w:r>
+        <w:rPr>
+          <w:b w:val="1"/>
+          <w:bCs w:val="1"/>
+          <w:rtl w:val="0"/>
+        </w:rPr>
+        <w:t xml:space="preserve">más clara, ordenada y efectiva.</w:t>
       </w:r>
     </w:p>
     <w:p>
@@ -10126,12 +10151,12 @@
           <wp:inline distB="114300" distT="114300" distL="114300" distR="114300">
             <wp:extent cx="5399730" cy="520700"/>
             <wp:effectExtent b="0" l="0" r="0" t="0"/>
-            <wp:docPr id="14" name="image6.png"/>
+            <wp:docPr id="14" name="image7.png"/>
             <a:graphic>
               <a:graphicData uri="http://schemas.openxmlformats.org/drawingml/2006/picture">
                 <pic:pic>
                   <pic:nvPicPr>
-                    <pic:cNvPr id="0" name="image6.png"/>
+                    <pic:cNvPr id="0" name="image7.png"/>
                     <pic:cNvPicPr preferRelativeResize="0"/>
                   </pic:nvPicPr>
                   <pic:blipFill>
@@ -10193,17 +10218,17 @@
             <wp:extent cx="7066598" cy="445641"/>
             <wp:effectExtent b="0" l="0" r="0" t="0"/>
             <wp:wrapSquare wrapText="bothSides" distB="114300" distT="114300" distL="114300" distR="114300"/>
-            <wp:docPr id="15" name="image5.png"/>
+            <wp:docPr id="15" name="image3.png"/>
             <a:graphic>
               <a:graphicData uri="http://schemas.openxmlformats.org/drawingml/2006/picture">
                 <pic:pic>
                   <pic:nvPicPr>
-                    <pic:cNvPr id="0" name="image5.png"/>
+                    <pic:cNvPr id="0" name="image3.png"/>
                     <pic:cNvPicPr preferRelativeResize="0"/>
                   </pic:nvPicPr>
                   <pic:blipFill>
                     <a:blip r:embed="rId12"/>
-                    <a:srcRect b="0" l="0" r="8954" t="0"/>
+                    <a:srcRect b="0" l="0" r="8955" t="0"/>
                     <a:stretch>
                       <a:fillRect/>
                     </a:stretch>
@@ -10964,12 +10989,12 @@
           <wp:extent cx="669290" cy="669290"/>
           <wp:effectExtent b="0" l="0" r="0" t="0"/>
           <wp:wrapSquare wrapText="bothSides" distB="0" distT="0" distL="114300" distR="114300"/>
-          <wp:docPr descr="psi-negro.png" id="18" name="image4.png"/>
+          <wp:docPr descr="psi-negro.png" id="18" name="image5.png"/>
           <a:graphic>
             <a:graphicData uri="http://schemas.openxmlformats.org/drawingml/2006/picture">
               <pic:pic>
                 <pic:nvPicPr>
-                  <pic:cNvPr descr="psi-negro.png" id="0" name="image4.png"/>
+                  <pic:cNvPr descr="psi-negro.png" id="0" name="image5.png"/>
                   <pic:cNvPicPr preferRelativeResize="0"/>
                 </pic:nvPicPr>
                 <pic:blipFill>
